--- a/FT CRUSTACEO FRESCO.docx
+++ b/FT CRUSTACEO FRESCO.docx
@@ -1,12 +1,12 @@
 
 <file path=word/document.xml><?xml version="1.0" encoding="utf-8"?>
-<w:document xmlns:wpc="http://schemas.microsoft.com/office/word/2010/wordprocessingCanvas" xmlns:cx="http://schemas.microsoft.com/office/drawing/2014/chartex" xmlns:cx1="http://schemas.microsoft.com/office/drawing/2015/9/8/chartex" xmlns:cx2="http://schemas.microsoft.com/office/drawing/2015/10/21/chartex" xmlns:cx3="http://schemas.microsoft.com/office/drawing/2016/5/9/chartex" xmlns:cx4="http://schemas.microsoft.com/office/drawing/2016/5/10/chartex" xmlns:cx5="http://schemas.microsoft.com/office/drawing/2016/5/11/chartex" xmlns:cx6="http://schemas.microsoft.com/office/drawing/2016/5/12/chartex" xmlns:cx7="http://schemas.microsoft.com/office/drawing/2016/5/13/chartex" xmlns:cx8="http://schemas.microsoft.com/office/drawing/2016/5/14/chartex" xmlns:mc="http://schemas.openxmlformats.org/markup-compatibility/2006" xmlns:aink="http://schemas.microsoft.com/office/drawing/2016/ink" xmlns:am3d="http://schemas.microsoft.com/office/drawing/2017/model3d" xmlns:o="urn:schemas-microsoft-com:office:office" xmlns:oel="http://schemas.microsoft.com/office/2019/extlst" xmlns:r="http://schemas.openxmlformats.org/officeDocument/2006/relationships" xmlns:m="http://schemas.openxmlformats.org/officeDocument/2006/math" xmlns:v="urn:schemas-microsoft-com:vml" xmlns:wp14="http://schemas.microsoft.com/office/word/2010/wordprocessingDrawing" xmlns:wp="http://schemas.openxmlformats.org/drawingml/2006/wordprocessingDrawing" xmlns:w10="urn:schemas-microsoft-com:office:word" xmlns:w="http://schemas.openxmlformats.org/wordprocessingml/2006/main" xmlns:w14="http://schemas.microsoft.com/office/word/2010/wordml" xmlns:w15="http://schemas.microsoft.com/office/word/2012/wordml" xmlns:w16cex="http://schemas.microsoft.com/office/word/2018/wordml/cex" xmlns:w16cid="http://schemas.microsoft.com/office/word/2016/wordml/cid" xmlns:w16="http://schemas.microsoft.com/office/word/2018/wordml" xmlns:w16du="http://schemas.microsoft.com/office/word/2023/wordml/word16du" xmlns:w16sdtdh="http://schemas.microsoft.com/office/word/2020/wordml/sdtdatahash" xmlns:w16sdtfl="http://schemas.microsoft.com/office/word/2024/wordml/sdtformatlock" xmlns:w16se="http://schemas.microsoft.com/office/word/2015/wordml/symex" xmlns:wpg="http://schemas.microsoft.com/office/word/2010/wordprocessingGroup" xmlns:wpi="http://schemas.microsoft.com/office/word/2010/wordprocessingInk" xmlns:wne="http://schemas.microsoft.com/office/word/2006/wordml" xmlns:wps="http://schemas.microsoft.com/office/word/2010/wordprocessingShape" mc:Ignorable="w14 w15 w16se w16cid w16 w16cex w16sdtdh w16sdtfl w16du wp14">
+<w:document xmlns:wpc="http://schemas.microsoft.com/office/word/2010/wordprocessingCanvas" xmlns:cx="http://schemas.microsoft.com/office/drawing/2014/chartex" xmlns:cx1="http://schemas.microsoft.com/office/drawing/2015/9/8/chartex" xmlns:cx2="http://schemas.microsoft.com/office/drawing/2015/10/21/chartex" xmlns:cx3="http://schemas.microsoft.com/office/drawing/2016/5/9/chartex" xmlns:cx4="http://schemas.microsoft.com/office/drawing/2016/5/10/chartex" xmlns:cx5="http://schemas.microsoft.com/office/drawing/2016/5/11/chartex" xmlns:cx6="http://schemas.microsoft.com/office/drawing/2016/5/12/chartex" xmlns:cx7="http://schemas.microsoft.com/office/drawing/2016/5/13/chartex" xmlns:cx8="http://schemas.microsoft.com/office/drawing/2016/5/14/chartex" xmlns:mc="http://schemas.openxmlformats.org/markup-compatibility/2006" xmlns:aink="http://schemas.microsoft.com/office/drawing/2016/ink" xmlns:am3d="http://schemas.microsoft.com/office/drawing/2017/model3d" xmlns:o="urn:schemas-microsoft-com:office:office" xmlns:oel="http://schemas.microsoft.com/office/2019/extlst" xmlns:r="http://schemas.openxmlformats.org/officeDocument/2006/relationships" xmlns:m="http://schemas.openxmlformats.org/officeDocument/2006/math" xmlns:v="urn:schemas-microsoft-com:vml" xmlns:wp14="http://schemas.microsoft.com/office/word/2010/wordprocessingDrawing" xmlns:wp="http://schemas.openxmlformats.org/drawingml/2006/wordprocessingDrawing" xmlns:w10="urn:schemas-microsoft-com:office:word" xmlns:w="http://schemas.openxmlformats.org/wordprocessingml/2006/main" xmlns:w14="http://schemas.microsoft.com/office/word/2010/wordml" xmlns:w15="http://schemas.microsoft.com/office/word/2012/wordml" xmlns:w16cex="http://schemas.microsoft.com/office/word/2018/wordml/cex" xmlns:w16cid="http://schemas.microsoft.com/office/word/2016/wordml/cid" xmlns:w16="http://schemas.microsoft.com/office/word/2018/wordml" xmlns:w16sdtdh="http://schemas.microsoft.com/office/word/2020/wordml/sdtdatahash" xmlns:w16se="http://schemas.microsoft.com/office/word/2015/wordml/symex" xmlns:wpg="http://schemas.microsoft.com/office/word/2010/wordprocessingGroup" xmlns:wpi="http://schemas.microsoft.com/office/word/2010/wordprocessingInk" xmlns:wne="http://schemas.microsoft.com/office/word/2006/wordml" xmlns:wps="http://schemas.microsoft.com/office/word/2010/wordprocessingShape" mc:Ignorable="w14 w15 w16se w16cid w16 w16cex w16sdtdh wp14">
   <w:body>
     <w:tbl>
       <w:tblPr>
         <w:tblStyle w:val="Tablaconcuadrcula"/>
-        <w:tblW w:w="0" w:type="auto"/>
-        <w:tblInd w:w="-15" w:type="dxa"/>
+        <w:tblW w:w="16301" w:type="dxa"/>
+        <w:tblInd w:w="426" w:type="dxa"/>
         <w:tblBorders>
           <w:top w:val="none" w:sz="0" w:space="0" w:color="auto"/>
           <w:left w:val="none" w:sz="0" w:space="0" w:color="auto"/>
@@ -22,24 +22,23 @@
         <w:tblLook w:val="0000" w:firstRow="0" w:lastRow="0" w:firstColumn="0" w:lastColumn="0" w:noHBand="0" w:noVBand="0"/>
       </w:tblPr>
       <w:tblGrid>
-        <w:gridCol w:w="8222"/>
+        <w:gridCol w:w="8079"/>
         <w:gridCol w:w="8222"/>
       </w:tblGrid>
       <w:tr>
         <w:trPr>
           <w:cantSplit/>
-          <w:trHeight w:hRule="exact" w:val="5783"/>
+          <w:trHeight w:hRule="exact" w:val="5250"/>
         </w:trPr>
         <w:tc>
           <w:tcPr>
-            <w:tcW w:w="8222" w:type="dxa"/>
+            <w:tcW w:w="8079" w:type="dxa"/>
           </w:tcPr>
           <w:tbl>
             <w:tblPr>
               <w:tblStyle w:val="Tablaconcuadrcula"/>
-              <w:tblpPr w:leftFromText="141" w:rightFromText="141" w:vertAnchor="page" w:horzAnchor="margin" w:tblpXSpec="center" w:tblpY="373"/>
-              <w:tblOverlap w:val="never"/>
-              <w:tblW w:w="7208" w:type="dxa"/>
+              <w:tblpPr w:leftFromText="141" w:rightFromText="141" w:tblpX="-136" w:tblpY="-429"/>
+              <w:tblW w:w="7691" w:type="dxa"/>
               <w:tblBorders>
                 <w:top w:val="none" w:sz="0" w:space="0" w:color="auto"/>
                 <w:left w:val="none" w:sz="0" w:space="0" w:color="auto"/>
@@ -51,20 +50,21 @@
               <w:tblLook w:val="04A0" w:firstRow="1" w:lastRow="0" w:firstColumn="1" w:lastColumn="0" w:noHBand="0" w:noVBand="1"/>
             </w:tblPr>
             <w:tblGrid>
-              <w:gridCol w:w="1795"/>
-              <w:gridCol w:w="1583"/>
-              <w:gridCol w:w="707"/>
-              <w:gridCol w:w="707"/>
-              <w:gridCol w:w="2416"/>
+              <w:gridCol w:w="1893"/>
+              <w:gridCol w:w="794"/>
+              <w:gridCol w:w="836"/>
+              <w:gridCol w:w="1588"/>
+              <w:gridCol w:w="1358"/>
+              <w:gridCol w:w="1222"/>
             </w:tblGrid>
             <w:tr>
               <w:trPr>
-                <w:trHeight w:val="525"/>
+                <w:trHeight w:val="539"/>
               </w:trPr>
               <w:tc>
                 <w:tcPr>
-                  <w:tcW w:w="0" w:type="auto"/>
-                  <w:gridSpan w:val="4"/>
+                  <w:tcW w:w="6471" w:type="dxa"/>
+                  <w:gridSpan w:val="5"/>
                   <w:tcBorders>
                     <w:top w:val="double" w:sz="18" w:space="0" w:color="auto"/>
                     <w:left w:val="double" w:sz="18" w:space="0" w:color="auto"/>
@@ -109,25 +109,7 @@
                       <w:sz w:val="16"/>
                       <w:szCs w:val="16"/>
                     </w:rPr>
-                    <w:t>{{</w:t>
-                  </w:r>
-                  <w:proofErr w:type="spellStart"/>
-                  <w:r>
-                    <w:rPr>
-                      <w:rFonts w:ascii="Nunito" w:hAnsi="Nunito"/>
-                      <w:sz w:val="16"/>
-                      <w:szCs w:val="16"/>
-                    </w:rPr>
-                    <w:t>denominacion_comercial</w:t>
-                  </w:r>
-                  <w:proofErr w:type="spellEnd"/>
-                  <w:r>
-                    <w:rPr>
-                      <w:rFonts w:ascii="Nunito" w:hAnsi="Nunito"/>
-                      <w:sz w:val="16"/>
-                      <w:szCs w:val="16"/>
-                    </w:rPr>
-                    <w:t>}}</w:t>
+                    <w:t>{{denominacion_comercial}}</w:t>
                   </w:r>
                 </w:p>
               </w:tc>
@@ -207,12 +189,12 @@
             </w:tr>
             <w:tr>
               <w:trPr>
-                <w:trHeight w:val="518"/>
+                <w:trHeight w:val="532"/>
               </w:trPr>
               <w:tc>
                 <w:tcPr>
-                  <w:tcW w:w="0" w:type="auto"/>
-                  <w:gridSpan w:val="4"/>
+                  <w:tcW w:w="6471" w:type="dxa"/>
+                  <w:gridSpan w:val="5"/>
                   <w:tcBorders>
                     <w:top w:val="single" w:sz="4" w:space="0" w:color="000000"/>
                     <w:left w:val="double" w:sz="18" w:space="0" w:color="auto"/>
@@ -263,29 +245,7 @@
                       <w:sz w:val="16"/>
                       <w:szCs w:val="16"/>
                     </w:rPr>
-                    <w:t>{{</w:t>
-                  </w:r>
-                  <w:proofErr w:type="spellStart"/>
-                  <w:r>
-                    <w:rPr>
-                      <w:rFonts w:ascii="Nunito" w:hAnsi="Nunito"/>
-                      <w:i/>
-                      <w:iCs/>
-                      <w:sz w:val="16"/>
-                      <w:szCs w:val="16"/>
-                    </w:rPr>
-                    <w:t>nombre_cientifico</w:t>
-                  </w:r>
-                  <w:proofErr w:type="spellEnd"/>
-                  <w:r>
-                    <w:rPr>
-                      <w:rFonts w:ascii="Nunito" w:hAnsi="Nunito"/>
-                      <w:i/>
-                      <w:iCs/>
-                      <w:sz w:val="16"/>
-                      <w:szCs w:val="16"/>
-                    </w:rPr>
-                    <w:t>}}</w:t>
+                    <w:t>{{nombre_cientifico}}</w:t>
                   </w:r>
                 </w:p>
               </w:tc>
@@ -314,12 +274,12 @@
             </w:tr>
             <w:tr>
               <w:trPr>
-                <w:trHeight w:val="649"/>
+                <w:trHeight w:val="667"/>
               </w:trPr>
               <w:tc>
                 <w:tcPr>
-                  <w:tcW w:w="0" w:type="auto"/>
-                  <w:gridSpan w:val="2"/>
+                  <w:tcW w:w="3635" w:type="dxa"/>
+                  <w:gridSpan w:val="3"/>
                   <w:tcBorders>
                     <w:top w:val="single" w:sz="4" w:space="0" w:color="000000"/>
                     <w:left w:val="double" w:sz="18" w:space="0" w:color="auto"/>
@@ -438,11 +398,11 @@
             </w:tr>
             <w:tr>
               <w:trPr>
-                <w:trHeight w:val="915"/>
+                <w:trHeight w:val="940"/>
               </w:trPr>
               <w:tc>
                 <w:tcPr>
-                  <w:tcW w:w="0" w:type="auto"/>
+                  <w:tcW w:w="1955" w:type="dxa"/>
                   <w:tcBorders>
                     <w:top w:val="single" w:sz="4" w:space="0" w:color="444444"/>
                     <w:left w:val="double" w:sz="18" w:space="0" w:color="auto"/>
@@ -487,31 +447,14 @@
                       <w:sz w:val="16"/>
                       <w:szCs w:val="16"/>
                     </w:rPr>
-                    <w:t>{{</w:t>
-                  </w:r>
-                  <w:proofErr w:type="spellStart"/>
-                  <w:r>
-                    <w:rPr>
-                      <w:rFonts w:ascii="Nunito" w:hAnsi="Nunito"/>
-                      <w:sz w:val="16"/>
-                      <w:szCs w:val="16"/>
-                    </w:rPr>
-                    <w:t>forma_captura</w:t>
-                  </w:r>
-                  <w:proofErr w:type="spellEnd"/>
-                  <w:r>
-                    <w:rPr>
-                      <w:rFonts w:ascii="Nunito" w:hAnsi="Nunito"/>
-                      <w:sz w:val="16"/>
-                      <w:szCs w:val="16"/>
-                    </w:rPr>
-                    <w:t>}}</w:t>
+                    <w:t>{{forma_captura}}</w:t>
                   </w:r>
                 </w:p>
               </w:tc>
               <w:tc>
                 <w:tcPr>
                   <w:tcW w:w="0" w:type="auto"/>
+                  <w:gridSpan w:val="2"/>
                   <w:tcBorders>
                     <w:top w:val="single" w:sz="4" w:space="0" w:color="444444"/>
                     <w:left w:val="single" w:sz="4" w:space="0" w:color="444444"/>
@@ -556,25 +499,7 @@
                       <w:sz w:val="16"/>
                       <w:szCs w:val="16"/>
                     </w:rPr>
-                    <w:t>{{</w:t>
-                  </w:r>
-                  <w:proofErr w:type="spellStart"/>
-                  <w:r>
-                    <w:rPr>
-                      <w:rFonts w:ascii="Nunito" w:hAnsi="Nunito"/>
-                      <w:sz w:val="16"/>
-                      <w:szCs w:val="16"/>
-                    </w:rPr>
-                    <w:t>zona_captura</w:t>
-                  </w:r>
-                  <w:proofErr w:type="spellEnd"/>
-                  <w:r>
-                    <w:rPr>
-                      <w:rFonts w:ascii="Nunito" w:hAnsi="Nunito"/>
-                      <w:sz w:val="16"/>
-                      <w:szCs w:val="16"/>
-                    </w:rPr>
-                    <w:t>}}</w:t>
+                    <w:t>{{zona_captura}}</w:t>
                   </w:r>
                 </w:p>
               </w:tc>
@@ -626,25 +551,7 @@
                       <w:sz w:val="16"/>
                       <w:szCs w:val="16"/>
                     </w:rPr>
-                    <w:t>{{</w:t>
-                  </w:r>
-                  <w:proofErr w:type="spellStart"/>
-                  <w:r>
-                    <w:rPr>
-                      <w:rFonts w:ascii="Nunito" w:hAnsi="Nunito"/>
-                      <w:sz w:val="16"/>
-                      <w:szCs w:val="16"/>
-                    </w:rPr>
-                    <w:t>pais_origen</w:t>
-                  </w:r>
-                  <w:proofErr w:type="spellEnd"/>
-                  <w:r>
-                    <w:rPr>
-                      <w:rFonts w:ascii="Nunito" w:hAnsi="Nunito"/>
-                      <w:sz w:val="16"/>
-                      <w:szCs w:val="16"/>
-                    </w:rPr>
-                    <w:t>}}</w:t>
+                    <w:t>{{pais_origen}}</w:t>
                   </w:r>
                 </w:p>
               </w:tc>
@@ -707,37 +614,19 @@
                       <w:sz w:val="16"/>
                       <w:szCs w:val="16"/>
                     </w:rPr>
-                    <w:t>{{</w:t>
-                  </w:r>
-                  <w:proofErr w:type="spellStart"/>
-                  <w:r>
-                    <w:rPr>
-                      <w:rFonts w:ascii="Nunito" w:hAnsi="Nunito"/>
-                      <w:sz w:val="16"/>
-                      <w:szCs w:val="16"/>
-                    </w:rPr>
-                    <w:t>arte_pesca</w:t>
-                  </w:r>
-                  <w:proofErr w:type="spellEnd"/>
-                  <w:r>
-                    <w:rPr>
-                      <w:rFonts w:ascii="Nunito" w:hAnsi="Nunito"/>
-                      <w:sz w:val="16"/>
-                      <w:szCs w:val="16"/>
-                    </w:rPr>
-                    <w:t>}}</w:t>
+                    <w:t>{{arte_pesca}}</w:t>
                   </w:r>
                 </w:p>
               </w:tc>
             </w:tr>
             <w:tr>
               <w:trPr>
-                <w:trHeight w:val="649"/>
+                <w:trHeight w:val="667"/>
               </w:trPr>
               <w:tc>
                 <w:tcPr>
-                  <w:tcW w:w="0" w:type="auto"/>
-                  <w:gridSpan w:val="3"/>
+                  <w:tcW w:w="5102" w:type="dxa"/>
+                  <w:gridSpan w:val="4"/>
                   <w:tcBorders>
                     <w:top w:val="single" w:sz="4" w:space="0" w:color="444444"/>
                     <w:left w:val="double" w:sz="18" w:space="0" w:color="auto"/>
@@ -750,13 +639,17 @@
                     <w:spacing w:line="276" w:lineRule="auto"/>
                     <w:rPr>
                       <w:rFonts w:ascii="Nunito Black" w:hAnsi="Nunito Black"/>
-                      <w:sz w:val="16"/>
-                      <w:szCs w:val="16"/>
-                    </w:rPr>
-                  </w:pPr>
-                  <w:r>
-                    <w:rPr>
-                      <w:rFonts w:ascii="Nunito Black" w:hAnsi="Nunito Black"/>
+                      <w:b/>
+                      <w:bCs/>
+                      <w:sz w:val="16"/>
+                      <w:szCs w:val="16"/>
+                    </w:rPr>
+                  </w:pPr>
+                  <w:r>
+                    <w:rPr>
+                      <w:rFonts w:ascii="Nunito Black" w:hAnsi="Nunito Black"/>
+                      <w:b/>
+                      <w:bCs/>
                       <w:sz w:val="16"/>
                       <w:szCs w:val="16"/>
                     </w:rPr>
@@ -775,6 +668,8 @@
                   <w:r>
                     <w:rPr>
                       <w:rFonts w:ascii="Nunito Black" w:hAnsi="Nunito Black"/>
+                      <w:b/>
+                      <w:bCs/>
                       <w:sz w:val="16"/>
                       <w:szCs w:val="16"/>
                     </w:rPr>
@@ -828,139 +723,91 @@
                       <w:sz w:val="16"/>
                       <w:szCs w:val="16"/>
                     </w:rPr>
-                    <w:t>{{</w:t>
-                  </w:r>
-                  <w:proofErr w:type="spellStart"/>
-                  <w:r>
-                    <w:rPr>
-                      <w:rFonts w:ascii="Nunito" w:hAnsi="Nunito"/>
-                      <w:sz w:val="16"/>
-                      <w:szCs w:val="16"/>
-                    </w:rPr>
-                    <w:t>fecha_caducidad</w:t>
-                  </w:r>
-                  <w:proofErr w:type="spellEnd"/>
-                  <w:r>
-                    <w:rPr>
-                      <w:rFonts w:ascii="Nunito" w:hAnsi="Nunito"/>
-                      <w:sz w:val="16"/>
-                      <w:szCs w:val="16"/>
-                    </w:rPr>
-                    <w:t>}}</w:t>
+                    <w:t>{{fecha_caducidad}}</w:t>
                   </w:r>
                 </w:p>
               </w:tc>
             </w:tr>
             <w:tr>
               <w:trPr>
-                <w:trHeight w:val="853"/>
+                <w:trHeight w:val="877"/>
               </w:trPr>
               <w:tc>
                 <w:tcPr>
-                  <w:tcW w:w="0" w:type="auto"/>
-                  <w:gridSpan w:val="4"/>
+                  <w:tcW w:w="2711" w:type="dxa"/>
+                  <w:gridSpan w:val="2"/>
                   <w:tcBorders>
                     <w:top w:val="single" w:sz="4" w:space="0" w:color="444444"/>
                     <w:left w:val="double" w:sz="18" w:space="0" w:color="auto"/>
                     <w:bottom w:val="double" w:sz="18" w:space="0" w:color="auto"/>
+                    <w:right w:val="single" w:sz="4" w:space="0" w:color="444444"/>
+                  </w:tcBorders>
+                </w:tcPr>
+                <w:p>
+                  <w:pPr>
+                    <w:rPr>
+                      <w:rFonts w:ascii="Nunito Black" w:hAnsi="Nunito Black"/>
+                      <w:b/>
+                      <w:bCs/>
+                      <w:sz w:val="16"/>
+                      <w:szCs w:val="16"/>
+                    </w:rPr>
+                  </w:pPr>
+                  <w:r>
+                    <w:rPr>
+                      <w:rFonts w:ascii="Nunito Black" w:hAnsi="Nunito Black"/>
+                      <w:b/>
+                      <w:bCs/>
+                      <w:sz w:val="16"/>
+                      <w:szCs w:val="16"/>
+                    </w:rPr>
+                    <w:t>PESO NETO:</w:t>
+                  </w:r>
+                </w:p>
+                <w:p>
+                  <w:pPr>
+                    <w:rPr>
+                      <w:rFonts w:ascii="Nunito Black" w:hAnsi="Nunito Black"/>
+                      <w:b/>
+                      <w:bCs/>
+                      <w:sz w:val="16"/>
+                      <w:szCs w:val="16"/>
+                    </w:rPr>
+                  </w:pPr>
+                </w:p>
+                <w:p>
+                  <w:pPr>
+                    <w:rPr>
+                      <w:rFonts w:ascii="Nunito" w:hAnsi="Nunito"/>
+                      <w:b/>
+                      <w:bCs/>
+                      <w:sz w:val="16"/>
+                      <w:szCs w:val="16"/>
+                    </w:rPr>
+                  </w:pPr>
+                </w:p>
+              </w:tc>
+              <w:tc>
+                <w:tcPr>
+                  <w:tcW w:w="0" w:type="auto"/>
+                  <w:gridSpan w:val="3"/>
+                  <w:tcBorders>
+                    <w:top w:val="single" w:sz="4" w:space="0" w:color="444444"/>
+                    <w:left w:val="single" w:sz="4" w:space="0" w:color="444444"/>
+                    <w:bottom w:val="double" w:sz="18" w:space="0" w:color="auto"/>
                     <w:right w:val="single" w:sz="4" w:space="0" w:color="FFFFFF" w:themeColor="background1"/>
                   </w:tcBorders>
-                </w:tcPr>
-                <w:p>
-                  <w:pPr>
-                    <w:rPr>
-                      <w:rFonts w:ascii="Nunito Black" w:hAnsi="Nunito Black"/>
-                      <w:b/>
-                      <w:bCs/>
-                      <w:sz w:val="16"/>
-                      <w:szCs w:val="16"/>
-                    </w:rPr>
-                  </w:pPr>
-                </w:p>
-                <w:p>
-                  <w:pPr>
-                    <w:spacing w:line="276" w:lineRule="auto"/>
-                    <w:rPr>
-                      <w:rFonts w:ascii="Nunito Black" w:hAnsi="Nunito Black"/>
-                      <w:b/>
-                      <w:bCs/>
-                      <w:sz w:val="16"/>
-                      <w:szCs w:val="16"/>
-                    </w:rPr>
-                  </w:pPr>
-                  <w:r>
-                    <w:rPr>
-                      <w:rFonts w:ascii="Nunito Black" w:hAnsi="Nunito Black"/>
-                      <w:b/>
-                      <w:bCs/>
-                      <w:sz w:val="16"/>
-                      <w:szCs w:val="16"/>
-                    </w:rPr>
-                    <w:t>EXPEDIDOR:</w:t>
-                  </w:r>
-                </w:p>
-                <w:p>
-                  <w:pPr>
-                    <w:jc w:val="center"/>
-                    <w:rPr>
-                      <w:rFonts w:ascii="Nunito" w:hAnsi="Nunito"/>
-                      <w:b/>
-                      <w:bCs/>
-                      <w:sz w:val="16"/>
-                      <w:szCs w:val="16"/>
-                    </w:rPr>
-                  </w:pPr>
-                  <w:r>
-                    <w:rPr>
-                      <w:rFonts w:ascii="Nunito" w:hAnsi="Nunito"/>
-                      <w:b/>
-                      <w:bCs/>
-                      <w:sz w:val="16"/>
-                      <w:szCs w:val="16"/>
-                    </w:rPr>
-                    <w:t>PESCADOS Y MARISCOS SANTIAGO Y SANTIAGO, S.L. Calle Laguna del Marquesado nave 43C</w:t>
-                  </w:r>
-                </w:p>
-                <w:p>
-                  <w:pPr>
-                    <w:jc w:val="center"/>
-                    <w:rPr>
-                      <w:rFonts w:ascii="Nunito" w:hAnsi="Nunito"/>
-                      <w:b/>
-                      <w:bCs/>
-                      <w:sz w:val="16"/>
-                      <w:szCs w:val="16"/>
-                    </w:rPr>
-                  </w:pPr>
-                  <w:r>
-                    <w:rPr>
-                      <w:rFonts w:ascii="Nunito" w:hAnsi="Nunito"/>
-                      <w:b/>
-                      <w:bCs/>
-                      <w:sz w:val="16"/>
-                      <w:szCs w:val="16"/>
-                    </w:rPr>
-                    <w:t>28021 Madrid</w:t>
-                  </w:r>
-                </w:p>
-              </w:tc>
-              <w:tc>
-                <w:tcPr>
-                  <w:tcW w:w="0" w:type="auto"/>
-                  <w:tcBorders>
-                    <w:top w:val="single" w:sz="4" w:space="0" w:color="444444"/>
-                    <w:left w:val="single" w:sz="4" w:space="0" w:color="FFFFFF" w:themeColor="background1"/>
-                    <w:bottom w:val="double" w:sz="18" w:space="0" w:color="auto"/>
-                    <w:right w:val="double" w:sz="18" w:space="0" w:color="auto"/>
-                  </w:tcBorders>
-                </w:tcPr>
-                <w:p>
-                  <w:pPr>
-                    <w:jc w:val="center"/>
-                    <w:rPr>
-                      <w:rFonts w:ascii="Nunito Black" w:hAnsi="Nunito Black"/>
-                      <w:sz w:val="16"/>
-                      <w:szCs w:val="16"/>
+                  <w:vAlign w:val="center"/>
+                </w:tcPr>
+                <w:p>
+                  <w:pPr>
+                    <w:spacing w:line="276" w:lineRule="auto"/>
+                    <w:rPr>
+                      <w:rFonts w:ascii="Nunito Black" w:hAnsi="Nunito Black"/>
+                      <w:b/>
+                      <w:bCs/>
+                      <w:sz w:val="14"/>
+                      <w:szCs w:val="14"/>
                     </w:rPr>
                   </w:pPr>
                   <w:r>
@@ -975,18 +822,18 @@
                     <mc:AlternateContent>
                       <mc:Choice Requires="wps">
                         <w:drawing>
-                          <wp:anchor distT="0" distB="0" distL="114300" distR="114300" simplePos="0" relativeHeight="251667456" behindDoc="0" locked="0" layoutInCell="1" allowOverlap="1" wp14:anchorId="5ADC9CB2" wp14:editId="377C9721">
+                          <wp:anchor distT="0" distB="0" distL="114300" distR="114300" simplePos="0" relativeHeight="251667456" behindDoc="0" locked="0" layoutInCell="1" allowOverlap="1" wp14:anchorId="1DA98DF2" wp14:editId="6C91754A">
                             <wp:simplePos x="0" y="0"/>
                             <wp:positionH relativeFrom="column">
-                              <wp:posOffset>17780</wp:posOffset>
+                              <wp:posOffset>2016760</wp:posOffset>
                             </wp:positionH>
                             <wp:positionV relativeFrom="paragraph">
-                              <wp:posOffset>73660</wp:posOffset>
+                              <wp:posOffset>36195</wp:posOffset>
                             </wp:positionV>
-                            <wp:extent cx="1079500" cy="685800"/>
-                            <wp:effectExtent l="0" t="0" r="25400" b="19050"/>
+                            <wp:extent cx="982980" cy="487680"/>
+                            <wp:effectExtent l="0" t="0" r="26670" b="26670"/>
                             <wp:wrapNone/>
-                            <wp:docPr id="745886109" name="Elipse 2"/>
+                            <wp:docPr id="1350211750" name="Elipse 2"/>
                             <wp:cNvGraphicFramePr/>
                             <a:graphic xmlns:a="http://schemas.openxmlformats.org/drawingml/2006/main">
                               <a:graphicData uri="http://schemas.microsoft.com/office/word/2010/wordprocessingShape">
@@ -995,7 +842,7 @@
                                   <wps:spPr>
                                     <a:xfrm>
                                       <a:off x="0" y="0"/>
-                                      <a:ext cx="1079500" cy="685800"/>
+                                      <a:ext cx="982980" cy="487680"/>
                                     </a:xfrm>
                                     <a:prstGeom prst="ellipse">
                                       <a:avLst/>
@@ -1027,8 +874,8 @@
                                             <w:rFonts w:ascii="Nunito" w:hAnsi="Nunito"/>
                                             <w:b/>
                                             <w:bCs/>
-                                            <w:sz w:val="12"/>
-                                            <w:szCs w:val="12"/>
+                                            <w:sz w:val="10"/>
+                                            <w:szCs w:val="10"/>
                                           </w:rPr>
                                         </w:pPr>
                                         <w:r>
@@ -1036,8 +883,8 @@
                                             <w:rFonts w:ascii="Nunito" w:hAnsi="Nunito"/>
                                             <w:b/>
                                             <w:bCs/>
-                                            <w:sz w:val="12"/>
-                                            <w:szCs w:val="12"/>
+                                            <w:sz w:val="10"/>
+                                            <w:szCs w:val="10"/>
                                           </w:rPr>
                                           <w:t>ES</w:t>
                                         </w:r>
@@ -1051,8 +898,8 @@
                                             <w:rFonts w:ascii="Nunito" w:hAnsi="Nunito"/>
                                             <w:b/>
                                             <w:bCs/>
-                                            <w:sz w:val="12"/>
-                                            <w:szCs w:val="12"/>
+                                            <w:sz w:val="10"/>
+                                            <w:szCs w:val="10"/>
                                           </w:rPr>
                                         </w:pPr>
                                         <w:r>
@@ -1060,8 +907,8 @@
                                             <w:rFonts w:ascii="Nunito" w:hAnsi="Nunito"/>
                                             <w:b/>
                                             <w:bCs/>
-                                            <w:sz w:val="12"/>
-                                            <w:szCs w:val="12"/>
+                                            <w:sz w:val="10"/>
+                                            <w:szCs w:val="10"/>
                                           </w:rPr>
                                           <w:t>12.00114276/M</w:t>
                                         </w:r>
@@ -1084,10 +931,10 @@
                                             <w:rFonts w:ascii="Nunito" w:hAnsi="Nunito"/>
                                             <w:b/>
                                             <w:bCs/>
-                                            <w:sz w:val="12"/>
-                                            <w:szCs w:val="12"/>
+                                            <w:sz w:val="10"/>
+                                            <w:szCs w:val="10"/>
                                           </w:rPr>
-                                          <w:t>CE</w:t>
+                                          <w:t>UE</w:t>
                                         </w:r>
                                       </w:p>
                                     </w:txbxContent>
@@ -1110,9 +957,9 @@
                           </wp:anchor>
                         </w:drawing>
                       </mc:Choice>
-                      <mc:Fallback>
+                      <mc:Fallback xmlns:w16sdtfl="http://schemas.microsoft.com/office/word/2024/wordml/sdtformatlock" xmlns:w16du="http://schemas.microsoft.com/office/word/2023/wordml/word16du">
                         <w:pict>
-                          <v:oval w14:anchorId="5ADC9CB2" id="Elipse 2" o:spid="_x0000_s1026" style="position:absolute;left:0;text-align:left;margin-left:1.4pt;margin-top:5.8pt;width:85pt;height:54pt;z-index:251667456;visibility:visible;mso-wrap-style:square;mso-width-percent:0;mso-height-percent:0;mso-wrap-distance-left:9pt;mso-wrap-distance-top:0;mso-wrap-distance-right:9pt;mso-wrap-distance-bottom:0;mso-position-horizontal:absolute;mso-position-horizontal-relative:text;mso-position-vertical:absolute;mso-position-vertical-relative:text;mso-width-percent:0;mso-height-percent:0;mso-width-relative:margin;mso-height-relative:margin;v-text-anchor:middle" o:gfxdata="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" fillcolor="white [3201]" strokecolor="black [3200]" strokeweight="1pt">
+                          <v:oval w14:anchorId="1DA98DF2" id="Elipse 2" o:spid="_x0000_s1026" style="position:absolute;margin-left:158.8pt;margin-top:2.85pt;width:77.4pt;height:38.4pt;z-index:251667456;visibility:visible;mso-wrap-style:square;mso-width-percent:0;mso-height-percent:0;mso-wrap-distance-left:9pt;mso-wrap-distance-top:0;mso-wrap-distance-right:9pt;mso-wrap-distance-bottom:0;mso-position-horizontal:absolute;mso-position-horizontal-relative:text;mso-position-vertical:absolute;mso-position-vertical-relative:text;mso-width-percent:0;mso-height-percent:0;mso-width-relative:margin;mso-height-relative:margin;v-text-anchor:middle" o:gfxdata="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" fillcolor="white [3201]" strokecolor="black [3200]" strokeweight="1pt">
                             <v:stroke joinstyle="miter"/>
                             <v:textbox>
                               <w:txbxContent>
@@ -1125,8 +972,8 @@
                                       <w:rFonts w:ascii="Nunito" w:hAnsi="Nunito"/>
                                       <w:b/>
                                       <w:bCs/>
-                                      <w:sz w:val="12"/>
-                                      <w:szCs w:val="12"/>
+                                      <w:sz w:val="10"/>
+                                      <w:szCs w:val="10"/>
                                     </w:rPr>
                                   </w:pPr>
                                   <w:r>
@@ -1134,8 +981,8 @@
                                       <w:rFonts w:ascii="Nunito" w:hAnsi="Nunito"/>
                                       <w:b/>
                                       <w:bCs/>
-                                      <w:sz w:val="12"/>
-                                      <w:szCs w:val="12"/>
+                                      <w:sz w:val="10"/>
+                                      <w:szCs w:val="10"/>
                                     </w:rPr>
                                     <w:t>ES</w:t>
                                   </w:r>
@@ -1149,8 +996,8 @@
                                       <w:rFonts w:ascii="Nunito" w:hAnsi="Nunito"/>
                                       <w:b/>
                                       <w:bCs/>
-                                      <w:sz w:val="12"/>
-                                      <w:szCs w:val="12"/>
+                                      <w:sz w:val="10"/>
+                                      <w:szCs w:val="10"/>
                                     </w:rPr>
                                   </w:pPr>
                                   <w:r>
@@ -1158,8 +1005,8 @@
                                       <w:rFonts w:ascii="Nunito" w:hAnsi="Nunito"/>
                                       <w:b/>
                                       <w:bCs/>
-                                      <w:sz w:val="12"/>
-                                      <w:szCs w:val="12"/>
+                                      <w:sz w:val="10"/>
+                                      <w:szCs w:val="10"/>
                                     </w:rPr>
                                     <w:t>12.00114276/M</w:t>
                                   </w:r>
@@ -1182,10 +1029,10 @@
                                       <w:rFonts w:ascii="Nunito" w:hAnsi="Nunito"/>
                                       <w:b/>
                                       <w:bCs/>
-                                      <w:sz w:val="12"/>
-                                      <w:szCs w:val="12"/>
+                                      <w:sz w:val="10"/>
+                                      <w:szCs w:val="10"/>
                                     </w:rPr>
-                                    <w:t>CE</w:t>
+                                    <w:t>UE</w:t>
                                   </w:r>
                                 </w:p>
                               </w:txbxContent>
@@ -1195,6 +1042,100 @@
                       </mc:Fallback>
                     </mc:AlternateContent>
                   </w:r>
+                  <w:r>
+                    <w:rPr>
+                      <w:rFonts w:ascii="Nunito Black" w:hAnsi="Nunito Black"/>
+                      <w:b/>
+                      <w:bCs/>
+                      <w:sz w:val="14"/>
+                      <w:szCs w:val="14"/>
+                    </w:rPr>
+                    <w:t>EXPEDIDOR:</w:t>
+                  </w:r>
+                </w:p>
+                <w:p>
+                  <w:pPr>
+                    <w:rPr>
+                      <w:rFonts w:ascii="Nunito" w:hAnsi="Nunito"/>
+                      <w:b/>
+                      <w:bCs/>
+                      <w:sz w:val="12"/>
+                      <w:szCs w:val="12"/>
+                    </w:rPr>
+                  </w:pPr>
+                  <w:r>
+                    <w:rPr>
+                      <w:rFonts w:ascii="Nunito" w:hAnsi="Nunito"/>
+                      <w:b/>
+                      <w:bCs/>
+                      <w:sz w:val="12"/>
+                      <w:szCs w:val="12"/>
+                    </w:rPr>
+                    <w:t xml:space="preserve">PESCADOS Y MARISCOS SANTIAGO Y SANTIAGO, S.L. </w:t>
+                  </w:r>
+                </w:p>
+                <w:p>
+                  <w:pPr>
+                    <w:rPr>
+                      <w:rFonts w:ascii="Nunito" w:hAnsi="Nunito"/>
+                      <w:b/>
+                      <w:bCs/>
+                      <w:sz w:val="12"/>
+                      <w:szCs w:val="12"/>
+                    </w:rPr>
+                  </w:pPr>
+                  <w:r>
+                    <w:rPr>
+                      <w:rFonts w:ascii="Nunito" w:hAnsi="Nunito"/>
+                      <w:b/>
+                      <w:bCs/>
+                      <w:sz w:val="12"/>
+                      <w:szCs w:val="12"/>
+                    </w:rPr>
+                    <w:t>Calle Laguna del Marquesado nave 43C</w:t>
+                  </w:r>
+                </w:p>
+                <w:p>
+                  <w:pPr>
+                    <w:rPr>
+                      <w:rFonts w:ascii="Nunito" w:hAnsi="Nunito"/>
+                      <w:b/>
+                      <w:bCs/>
+                      <w:sz w:val="16"/>
+                      <w:szCs w:val="16"/>
+                    </w:rPr>
+                  </w:pPr>
+                  <w:r>
+                    <w:rPr>
+                      <w:rFonts w:ascii="Nunito" w:hAnsi="Nunito"/>
+                      <w:b/>
+                      <w:bCs/>
+                      <w:sz w:val="12"/>
+                      <w:szCs w:val="12"/>
+                    </w:rPr>
+                    <w:t>28021 Madrid</w:t>
+                  </w:r>
+                </w:p>
+              </w:tc>
+              <w:tc>
+                <w:tcPr>
+                  <w:tcW w:w="0" w:type="auto"/>
+                  <w:tcBorders>
+                    <w:top w:val="single" w:sz="4" w:space="0" w:color="444444"/>
+                    <w:left w:val="single" w:sz="4" w:space="0" w:color="FFFFFF" w:themeColor="background1"/>
+                    <w:bottom w:val="double" w:sz="18" w:space="0" w:color="auto"/>
+                    <w:right w:val="double" w:sz="18" w:space="0" w:color="auto"/>
+                  </w:tcBorders>
+                </w:tcPr>
+                <w:p>
+                  <w:pPr>
+                    <w:jc w:val="center"/>
+                    <w:rPr>
+                      <w:rFonts w:ascii="Nunito Black" w:hAnsi="Nunito Black"/>
+                      <w:sz w:val="16"/>
+                      <w:szCs w:val="16"/>
+                    </w:rPr>
+                  </w:pPr>
                 </w:p>
               </w:tc>
             </w:tr>
@@ -1216,9 +1157,8 @@
           <w:tbl>
             <w:tblPr>
               <w:tblStyle w:val="Tablaconcuadrcula"/>
-              <w:tblpPr w:leftFromText="141" w:rightFromText="141" w:vertAnchor="page" w:horzAnchor="margin" w:tblpXSpec="center" w:tblpY="373"/>
-              <w:tblOverlap w:val="never"/>
-              <w:tblW w:w="7208" w:type="dxa"/>
+              <w:tblpPr w:leftFromText="141" w:rightFromText="141" w:tblpX="-136" w:tblpY="-429"/>
+              <w:tblW w:w="7706" w:type="dxa"/>
               <w:tblBorders>
                 <w:top w:val="none" w:sz="0" w:space="0" w:color="auto"/>
                 <w:left w:val="none" w:sz="0" w:space="0" w:color="auto"/>
@@ -1230,20 +1170,21 @@
               <w:tblLook w:val="04A0" w:firstRow="1" w:lastRow="0" w:firstColumn="1" w:lastColumn="0" w:noHBand="0" w:noVBand="1"/>
             </w:tblPr>
             <w:tblGrid>
-              <w:gridCol w:w="1795"/>
-              <w:gridCol w:w="1583"/>
-              <w:gridCol w:w="707"/>
-              <w:gridCol w:w="707"/>
-              <w:gridCol w:w="2416"/>
+              <w:gridCol w:w="1896"/>
+              <w:gridCol w:w="795"/>
+              <w:gridCol w:w="836"/>
+              <w:gridCol w:w="1593"/>
+              <w:gridCol w:w="1364"/>
+              <w:gridCol w:w="1222"/>
             </w:tblGrid>
             <w:tr>
               <w:trPr>
-                <w:trHeight w:val="525"/>
+                <w:trHeight w:val="511"/>
               </w:trPr>
               <w:tc>
                 <w:tcPr>
-                  <w:tcW w:w="0" w:type="auto"/>
-                  <w:gridSpan w:val="4"/>
+                  <w:tcW w:w="6484" w:type="dxa"/>
+                  <w:gridSpan w:val="5"/>
                   <w:tcBorders>
                     <w:top w:val="double" w:sz="18" w:space="0" w:color="auto"/>
                     <w:left w:val="double" w:sz="18" w:space="0" w:color="auto"/>
@@ -1288,25 +1229,7 @@
                       <w:sz w:val="16"/>
                       <w:szCs w:val="16"/>
                     </w:rPr>
-                    <w:t>{{</w:t>
-                  </w:r>
-                  <w:proofErr w:type="spellStart"/>
-                  <w:r>
-                    <w:rPr>
-                      <w:rFonts w:ascii="Nunito" w:hAnsi="Nunito"/>
-                      <w:sz w:val="16"/>
-                      <w:szCs w:val="16"/>
-                    </w:rPr>
-                    <w:t>denominacion_comercial</w:t>
-                  </w:r>
-                  <w:proofErr w:type="spellEnd"/>
-                  <w:r>
-                    <w:rPr>
-                      <w:rFonts w:ascii="Nunito" w:hAnsi="Nunito"/>
-                      <w:sz w:val="16"/>
-                      <w:szCs w:val="16"/>
-                    </w:rPr>
-                    <w:t>}}</w:t>
+                    <w:t>{{denominacion_comercial}}</w:t>
                   </w:r>
                 </w:p>
               </w:tc>
@@ -1386,12 +1309,12 @@
             </w:tr>
             <w:tr>
               <w:trPr>
-                <w:trHeight w:val="518"/>
+                <w:trHeight w:val="504"/>
               </w:trPr>
               <w:tc>
                 <w:tcPr>
-                  <w:tcW w:w="0" w:type="auto"/>
-                  <w:gridSpan w:val="4"/>
+                  <w:tcW w:w="6484" w:type="dxa"/>
+                  <w:gridSpan w:val="5"/>
                   <w:tcBorders>
                     <w:top w:val="single" w:sz="4" w:space="0" w:color="000000"/>
                     <w:left w:val="double" w:sz="18" w:space="0" w:color="auto"/>
@@ -1442,29 +1365,7 @@
                       <w:sz w:val="16"/>
                       <w:szCs w:val="16"/>
                     </w:rPr>
-                    <w:t>{{</w:t>
-                  </w:r>
-                  <w:proofErr w:type="spellStart"/>
-                  <w:r>
-                    <w:rPr>
-                      <w:rFonts w:ascii="Nunito" w:hAnsi="Nunito"/>
-                      <w:i/>
-                      <w:iCs/>
-                      <w:sz w:val="16"/>
-                      <w:szCs w:val="16"/>
-                    </w:rPr>
-                    <w:t>nombre_cientifico</w:t>
-                  </w:r>
-                  <w:proofErr w:type="spellEnd"/>
-                  <w:r>
-                    <w:rPr>
-                      <w:rFonts w:ascii="Nunito" w:hAnsi="Nunito"/>
-                      <w:i/>
-                      <w:iCs/>
-                      <w:sz w:val="16"/>
-                      <w:szCs w:val="16"/>
-                    </w:rPr>
-                    <w:t>}}</w:t>
+                    <w:t>{{nombre_cientifico}}</w:t>
                   </w:r>
                 </w:p>
               </w:tc>
@@ -1493,12 +1394,12 @@
             </w:tr>
             <w:tr>
               <w:trPr>
-                <w:trHeight w:val="649"/>
+                <w:trHeight w:val="632"/>
               </w:trPr>
               <w:tc>
                 <w:tcPr>
-                  <w:tcW w:w="0" w:type="auto"/>
-                  <w:gridSpan w:val="2"/>
+                  <w:tcW w:w="3643" w:type="dxa"/>
+                  <w:gridSpan w:val="3"/>
                   <w:tcBorders>
                     <w:top w:val="single" w:sz="4" w:space="0" w:color="000000"/>
                     <w:left w:val="double" w:sz="18" w:space="0" w:color="auto"/>
@@ -1617,11 +1518,11 @@
             </w:tr>
             <w:tr>
               <w:trPr>
-                <w:trHeight w:val="915"/>
+                <w:trHeight w:val="890"/>
               </w:trPr>
               <w:tc>
                 <w:tcPr>
-                  <w:tcW w:w="0" w:type="auto"/>
+                  <w:tcW w:w="1959" w:type="dxa"/>
                   <w:tcBorders>
                     <w:top w:val="single" w:sz="4" w:space="0" w:color="444444"/>
                     <w:left w:val="double" w:sz="18" w:space="0" w:color="auto"/>
@@ -1666,31 +1567,14 @@
                       <w:sz w:val="16"/>
                       <w:szCs w:val="16"/>
                     </w:rPr>
-                    <w:t>{{</w:t>
-                  </w:r>
-                  <w:proofErr w:type="spellStart"/>
-                  <w:r>
-                    <w:rPr>
-                      <w:rFonts w:ascii="Nunito" w:hAnsi="Nunito"/>
-                      <w:sz w:val="16"/>
-                      <w:szCs w:val="16"/>
-                    </w:rPr>
-                    <w:t>forma_captura</w:t>
-                  </w:r>
-                  <w:proofErr w:type="spellEnd"/>
-                  <w:r>
-                    <w:rPr>
-                      <w:rFonts w:ascii="Nunito" w:hAnsi="Nunito"/>
-                      <w:sz w:val="16"/>
-                      <w:szCs w:val="16"/>
-                    </w:rPr>
-                    <w:t>}}</w:t>
+                    <w:t>{{forma_captura}}</w:t>
                   </w:r>
                 </w:p>
               </w:tc>
               <w:tc>
                 <w:tcPr>
                   <w:tcW w:w="0" w:type="auto"/>
+                  <w:gridSpan w:val="2"/>
                   <w:tcBorders>
                     <w:top w:val="single" w:sz="4" w:space="0" w:color="444444"/>
                     <w:left w:val="single" w:sz="4" w:space="0" w:color="444444"/>
@@ -1735,25 +1619,7 @@
                       <w:sz w:val="16"/>
                       <w:szCs w:val="16"/>
                     </w:rPr>
-                    <w:t>{{</w:t>
-                  </w:r>
-                  <w:proofErr w:type="spellStart"/>
-                  <w:r>
-                    <w:rPr>
-                      <w:rFonts w:ascii="Nunito" w:hAnsi="Nunito"/>
-                      <w:sz w:val="16"/>
-                      <w:szCs w:val="16"/>
-                    </w:rPr>
-                    <w:t>zona_captura</w:t>
-                  </w:r>
-                  <w:proofErr w:type="spellEnd"/>
-                  <w:r>
-                    <w:rPr>
-                      <w:rFonts w:ascii="Nunito" w:hAnsi="Nunito"/>
-                      <w:sz w:val="16"/>
-                      <w:szCs w:val="16"/>
-                    </w:rPr>
-                    <w:t>}}</w:t>
+                    <w:t>{{zona_captura}}</w:t>
                   </w:r>
                 </w:p>
               </w:tc>
@@ -1805,25 +1671,7 @@
                       <w:sz w:val="16"/>
                       <w:szCs w:val="16"/>
                     </w:rPr>
-                    <w:t>{{</w:t>
-                  </w:r>
-                  <w:proofErr w:type="spellStart"/>
-                  <w:r>
-                    <w:rPr>
-                      <w:rFonts w:ascii="Nunito" w:hAnsi="Nunito"/>
-                      <w:sz w:val="16"/>
-                      <w:szCs w:val="16"/>
-                    </w:rPr>
-                    <w:t>pais_origen</w:t>
-                  </w:r>
-                  <w:proofErr w:type="spellEnd"/>
-                  <w:r>
-                    <w:rPr>
-                      <w:rFonts w:ascii="Nunito" w:hAnsi="Nunito"/>
-                      <w:sz w:val="16"/>
-                      <w:szCs w:val="16"/>
-                    </w:rPr>
-                    <w:t>}}</w:t>
+                    <w:t>{{pais_origen}}</w:t>
                   </w:r>
                 </w:p>
               </w:tc>
@@ -1886,37 +1734,19 @@
                       <w:sz w:val="16"/>
                       <w:szCs w:val="16"/>
                     </w:rPr>
-                    <w:t>{{</w:t>
-                  </w:r>
-                  <w:proofErr w:type="spellStart"/>
-                  <w:r>
-                    <w:rPr>
-                      <w:rFonts w:ascii="Nunito" w:hAnsi="Nunito"/>
-                      <w:sz w:val="16"/>
-                      <w:szCs w:val="16"/>
-                    </w:rPr>
-                    <w:t>arte_pesca</w:t>
-                  </w:r>
-                  <w:proofErr w:type="spellEnd"/>
-                  <w:r>
-                    <w:rPr>
-                      <w:rFonts w:ascii="Nunito" w:hAnsi="Nunito"/>
-                      <w:sz w:val="16"/>
-                      <w:szCs w:val="16"/>
-                    </w:rPr>
-                    <w:t>}}</w:t>
+                    <w:t>{{arte_pesca}}</w:t>
                   </w:r>
                 </w:p>
               </w:tc>
             </w:tr>
             <w:tr>
               <w:trPr>
-                <w:trHeight w:val="649"/>
+                <w:trHeight w:val="632"/>
               </w:trPr>
               <w:tc>
                 <w:tcPr>
-                  <w:tcW w:w="0" w:type="auto"/>
-                  <w:gridSpan w:val="3"/>
+                  <w:tcW w:w="5112" w:type="dxa"/>
+                  <w:gridSpan w:val="4"/>
                   <w:tcBorders>
                     <w:top w:val="single" w:sz="4" w:space="0" w:color="444444"/>
                     <w:left w:val="double" w:sz="18" w:space="0" w:color="auto"/>
@@ -1929,13 +1759,17 @@
                     <w:spacing w:line="276" w:lineRule="auto"/>
                     <w:rPr>
                       <w:rFonts w:ascii="Nunito Black" w:hAnsi="Nunito Black"/>
-                      <w:sz w:val="16"/>
-                      <w:szCs w:val="16"/>
-                    </w:rPr>
-                  </w:pPr>
-                  <w:r>
-                    <w:rPr>
-                      <w:rFonts w:ascii="Nunito Black" w:hAnsi="Nunito Black"/>
+                      <w:b/>
+                      <w:bCs/>
+                      <w:sz w:val="16"/>
+                      <w:szCs w:val="16"/>
+                    </w:rPr>
+                  </w:pPr>
+                  <w:r>
+                    <w:rPr>
+                      <w:rFonts w:ascii="Nunito Black" w:hAnsi="Nunito Black"/>
+                      <w:b/>
+                      <w:bCs/>
                       <w:sz w:val="16"/>
                       <w:szCs w:val="16"/>
                     </w:rPr>
@@ -1954,6 +1788,8 @@
                   <w:r>
                     <w:rPr>
                       <w:rFonts w:ascii="Nunito Black" w:hAnsi="Nunito Black"/>
+                      <w:b/>
+                      <w:bCs/>
                       <w:sz w:val="16"/>
                       <w:szCs w:val="16"/>
                     </w:rPr>
@@ -2007,139 +1843,91 @@
                       <w:sz w:val="16"/>
                       <w:szCs w:val="16"/>
                     </w:rPr>
-                    <w:t>{{</w:t>
-                  </w:r>
-                  <w:proofErr w:type="spellStart"/>
-                  <w:r>
-                    <w:rPr>
-                      <w:rFonts w:ascii="Nunito" w:hAnsi="Nunito"/>
-                      <w:sz w:val="16"/>
-                      <w:szCs w:val="16"/>
-                    </w:rPr>
-                    <w:t>fecha_caducidad</w:t>
-                  </w:r>
-                  <w:proofErr w:type="spellEnd"/>
-                  <w:r>
-                    <w:rPr>
-                      <w:rFonts w:ascii="Nunito" w:hAnsi="Nunito"/>
-                      <w:sz w:val="16"/>
-                      <w:szCs w:val="16"/>
-                    </w:rPr>
-                    <w:t>}}</w:t>
+                    <w:t>{{fecha_caducidad}}</w:t>
                   </w:r>
                 </w:p>
               </w:tc>
             </w:tr>
             <w:tr>
               <w:trPr>
-                <w:trHeight w:val="853"/>
+                <w:trHeight w:val="830"/>
               </w:trPr>
               <w:tc>
                 <w:tcPr>
-                  <w:tcW w:w="0" w:type="auto"/>
-                  <w:gridSpan w:val="4"/>
+                  <w:tcW w:w="2717" w:type="dxa"/>
+                  <w:gridSpan w:val="2"/>
                   <w:tcBorders>
                     <w:top w:val="single" w:sz="4" w:space="0" w:color="444444"/>
                     <w:left w:val="double" w:sz="18" w:space="0" w:color="auto"/>
                     <w:bottom w:val="double" w:sz="18" w:space="0" w:color="auto"/>
+                    <w:right w:val="single" w:sz="4" w:space="0" w:color="444444"/>
+                  </w:tcBorders>
+                </w:tcPr>
+                <w:p>
+                  <w:pPr>
+                    <w:rPr>
+                      <w:rFonts w:ascii="Nunito Black" w:hAnsi="Nunito Black"/>
+                      <w:b/>
+                      <w:bCs/>
+                      <w:sz w:val="16"/>
+                      <w:szCs w:val="16"/>
+                    </w:rPr>
+                  </w:pPr>
+                  <w:r>
+                    <w:rPr>
+                      <w:rFonts w:ascii="Nunito Black" w:hAnsi="Nunito Black"/>
+                      <w:b/>
+                      <w:bCs/>
+                      <w:sz w:val="16"/>
+                      <w:szCs w:val="16"/>
+                    </w:rPr>
+                    <w:t>PESO NETO:</w:t>
+                  </w:r>
+                </w:p>
+                <w:p>
+                  <w:pPr>
+                    <w:rPr>
+                      <w:rFonts w:ascii="Nunito Black" w:hAnsi="Nunito Black"/>
+                      <w:b/>
+                      <w:bCs/>
+                      <w:sz w:val="16"/>
+                      <w:szCs w:val="16"/>
+                    </w:rPr>
+                  </w:pPr>
+                </w:p>
+                <w:p>
+                  <w:pPr>
+                    <w:rPr>
+                      <w:rFonts w:ascii="Nunito" w:hAnsi="Nunito"/>
+                      <w:b/>
+                      <w:bCs/>
+                      <w:sz w:val="16"/>
+                      <w:szCs w:val="16"/>
+                    </w:rPr>
+                  </w:pPr>
+                </w:p>
+              </w:tc>
+              <w:tc>
+                <w:tcPr>
+                  <w:tcW w:w="0" w:type="auto"/>
+                  <w:gridSpan w:val="3"/>
+                  <w:tcBorders>
+                    <w:top w:val="single" w:sz="4" w:space="0" w:color="444444"/>
+                    <w:left w:val="single" w:sz="4" w:space="0" w:color="444444"/>
+                    <w:bottom w:val="double" w:sz="18" w:space="0" w:color="auto"/>
                     <w:right w:val="single" w:sz="4" w:space="0" w:color="FFFFFF" w:themeColor="background1"/>
                   </w:tcBorders>
-                </w:tcPr>
-                <w:p>
-                  <w:pPr>
-                    <w:rPr>
-                      <w:rFonts w:ascii="Nunito Black" w:hAnsi="Nunito Black"/>
-                      <w:b/>
-                      <w:bCs/>
-                      <w:sz w:val="16"/>
-                      <w:szCs w:val="16"/>
-                    </w:rPr>
-                  </w:pPr>
-                </w:p>
-                <w:p>
-                  <w:pPr>
-                    <w:spacing w:line="276" w:lineRule="auto"/>
-                    <w:rPr>
-                      <w:rFonts w:ascii="Nunito Black" w:hAnsi="Nunito Black"/>
-                      <w:b/>
-                      <w:bCs/>
-                      <w:sz w:val="16"/>
-                      <w:szCs w:val="16"/>
-                    </w:rPr>
-                  </w:pPr>
-                  <w:r>
-                    <w:rPr>
-                      <w:rFonts w:ascii="Nunito Black" w:hAnsi="Nunito Black"/>
-                      <w:b/>
-                      <w:bCs/>
-                      <w:sz w:val="16"/>
-                      <w:szCs w:val="16"/>
-                    </w:rPr>
-                    <w:t>EXPEDIDOR:</w:t>
-                  </w:r>
-                </w:p>
-                <w:p>
-                  <w:pPr>
-                    <w:jc w:val="center"/>
-                    <w:rPr>
-                      <w:rFonts w:ascii="Nunito" w:hAnsi="Nunito"/>
-                      <w:b/>
-                      <w:bCs/>
-                      <w:sz w:val="16"/>
-                      <w:szCs w:val="16"/>
-                    </w:rPr>
-                  </w:pPr>
-                  <w:r>
-                    <w:rPr>
-                      <w:rFonts w:ascii="Nunito" w:hAnsi="Nunito"/>
-                      <w:b/>
-                      <w:bCs/>
-                      <w:sz w:val="16"/>
-                      <w:szCs w:val="16"/>
-                    </w:rPr>
-                    <w:t>PESCADOS Y MARISCOS SANTIAGO Y SANTIAGO, S.L. Calle Laguna del Marquesado nave 43C</w:t>
-                  </w:r>
-                </w:p>
-                <w:p>
-                  <w:pPr>
-                    <w:jc w:val="center"/>
-                    <w:rPr>
-                      <w:rFonts w:ascii="Nunito" w:hAnsi="Nunito"/>
-                      <w:b/>
-                      <w:bCs/>
-                      <w:sz w:val="16"/>
-                      <w:szCs w:val="16"/>
-                    </w:rPr>
-                  </w:pPr>
-                  <w:r>
-                    <w:rPr>
-                      <w:rFonts w:ascii="Nunito" w:hAnsi="Nunito"/>
-                      <w:b/>
-                      <w:bCs/>
-                      <w:sz w:val="16"/>
-                      <w:szCs w:val="16"/>
-                    </w:rPr>
-                    <w:t>28021 Madrid</w:t>
-                  </w:r>
-                </w:p>
-              </w:tc>
-              <w:tc>
-                <w:tcPr>
-                  <w:tcW w:w="0" w:type="auto"/>
-                  <w:tcBorders>
-                    <w:top w:val="single" w:sz="4" w:space="0" w:color="444444"/>
-                    <w:left w:val="single" w:sz="4" w:space="0" w:color="FFFFFF" w:themeColor="background1"/>
-                    <w:bottom w:val="double" w:sz="18" w:space="0" w:color="auto"/>
-                    <w:right w:val="double" w:sz="18" w:space="0" w:color="auto"/>
-                  </w:tcBorders>
-                </w:tcPr>
-                <w:p>
-                  <w:pPr>
-                    <w:jc w:val="center"/>
-                    <w:rPr>
-                      <w:rFonts w:ascii="Nunito Black" w:hAnsi="Nunito Black"/>
-                      <w:sz w:val="16"/>
-                      <w:szCs w:val="16"/>
+                  <w:vAlign w:val="center"/>
+                </w:tcPr>
+                <w:p>
+                  <w:pPr>
+                    <w:spacing w:line="276" w:lineRule="auto"/>
+                    <w:rPr>
+                      <w:rFonts w:ascii="Nunito Black" w:hAnsi="Nunito Black"/>
+                      <w:b/>
+                      <w:bCs/>
+                      <w:sz w:val="14"/>
+                      <w:szCs w:val="14"/>
                     </w:rPr>
                   </w:pPr>
                   <w:r>
@@ -2154,18 +1942,18 @@
                     <mc:AlternateContent>
                       <mc:Choice Requires="wps">
                         <w:drawing>
-                          <wp:anchor distT="0" distB="0" distL="114300" distR="114300" simplePos="0" relativeHeight="251669504" behindDoc="0" locked="0" layoutInCell="1" allowOverlap="1" wp14:anchorId="2B758CB9" wp14:editId="57A4563E">
+                          <wp:anchor distT="0" distB="0" distL="114300" distR="114300" simplePos="0" relativeHeight="251673600" behindDoc="0" locked="0" layoutInCell="1" allowOverlap="1" wp14:anchorId="43318506" wp14:editId="190CCD78">
                             <wp:simplePos x="0" y="0"/>
                             <wp:positionH relativeFrom="column">
-                              <wp:posOffset>17780</wp:posOffset>
+                              <wp:posOffset>2055495</wp:posOffset>
                             </wp:positionH>
                             <wp:positionV relativeFrom="paragraph">
-                              <wp:posOffset>73660</wp:posOffset>
+                              <wp:posOffset>19050</wp:posOffset>
                             </wp:positionV>
-                            <wp:extent cx="1079500" cy="685800"/>
-                            <wp:effectExtent l="0" t="0" r="25400" b="19050"/>
+                            <wp:extent cx="982980" cy="487680"/>
+                            <wp:effectExtent l="0" t="0" r="26670" b="26670"/>
                             <wp:wrapNone/>
-                            <wp:docPr id="148220946" name="Elipse 2"/>
+                            <wp:docPr id="947853264" name="Elipse 2"/>
                             <wp:cNvGraphicFramePr/>
                             <a:graphic xmlns:a="http://schemas.openxmlformats.org/drawingml/2006/main">
                               <a:graphicData uri="http://schemas.microsoft.com/office/word/2010/wordprocessingShape">
@@ -2174,7 +1962,7 @@
                                   <wps:spPr>
                                     <a:xfrm>
                                       <a:off x="0" y="0"/>
-                                      <a:ext cx="1079500" cy="685800"/>
+                                      <a:ext cx="982980" cy="487680"/>
                                     </a:xfrm>
                                     <a:prstGeom prst="ellipse">
                                       <a:avLst/>
@@ -2206,8 +1994,8 @@
                                             <w:rFonts w:ascii="Nunito" w:hAnsi="Nunito"/>
                                             <w:b/>
                                             <w:bCs/>
-                                            <w:sz w:val="12"/>
-                                            <w:szCs w:val="12"/>
+                                            <w:sz w:val="10"/>
+                                            <w:szCs w:val="10"/>
                                           </w:rPr>
                                         </w:pPr>
                                         <w:r>
@@ -2215,8 +2003,8 @@
                                             <w:rFonts w:ascii="Nunito" w:hAnsi="Nunito"/>
                                             <w:b/>
                                             <w:bCs/>
-                                            <w:sz w:val="12"/>
-                                            <w:szCs w:val="12"/>
+                                            <w:sz w:val="10"/>
+                                            <w:szCs w:val="10"/>
                                           </w:rPr>
                                           <w:t>ES</w:t>
                                         </w:r>
@@ -2230,8 +2018,8 @@
                                             <w:rFonts w:ascii="Nunito" w:hAnsi="Nunito"/>
                                             <w:b/>
                                             <w:bCs/>
-                                            <w:sz w:val="12"/>
-                                            <w:szCs w:val="12"/>
+                                            <w:sz w:val="10"/>
+                                            <w:szCs w:val="10"/>
                                           </w:rPr>
                                         </w:pPr>
                                         <w:r>
@@ -2239,8 +2027,8 @@
                                             <w:rFonts w:ascii="Nunito" w:hAnsi="Nunito"/>
                                             <w:b/>
                                             <w:bCs/>
-                                            <w:sz w:val="12"/>
-                                            <w:szCs w:val="12"/>
+                                            <w:sz w:val="10"/>
+                                            <w:szCs w:val="10"/>
                                           </w:rPr>
                                           <w:t>12.00114276/M</w:t>
                                         </w:r>
@@ -2263,10 +2051,10 @@
                                             <w:rFonts w:ascii="Nunito" w:hAnsi="Nunito"/>
                                             <w:b/>
                                             <w:bCs/>
-                                            <w:sz w:val="12"/>
-                                            <w:szCs w:val="12"/>
+                                            <w:sz w:val="10"/>
+                                            <w:szCs w:val="10"/>
                                           </w:rPr>
-                                          <w:t>CE</w:t>
+                                          <w:t>UE</w:t>
                                         </w:r>
                                       </w:p>
                                     </w:txbxContent>
@@ -2289,9 +2077,9 @@
                           </wp:anchor>
                         </w:drawing>
                       </mc:Choice>
-                      <mc:Fallback>
+                      <mc:Fallback xmlns:w16sdtfl="http://schemas.microsoft.com/office/word/2024/wordml/sdtformatlock" xmlns:w16du="http://schemas.microsoft.com/office/word/2023/wordml/word16du">
                         <w:pict>
-                          <v:oval w14:anchorId="2B758CB9" id="_x0000_s1027" style="position:absolute;left:0;text-align:left;margin-left:1.4pt;margin-top:5.8pt;width:85pt;height:54pt;z-index:251669504;visibility:visible;mso-wrap-style:square;mso-width-percent:0;mso-height-percent:0;mso-wrap-distance-left:9pt;mso-wrap-distance-top:0;mso-wrap-distance-right:9pt;mso-wrap-distance-bottom:0;mso-position-horizontal:absolute;mso-position-horizontal-relative:text;mso-position-vertical:absolute;mso-position-vertical-relative:text;mso-width-percent:0;mso-height-percent:0;mso-width-relative:margin;mso-height-relative:margin;v-text-anchor:middle" o:gfxdata="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" fillcolor="white [3201]" strokecolor="black [3200]" strokeweight="1pt">
+                          <v:oval w14:anchorId="43318506" id="_x0000_s1027" style="position:absolute;margin-left:161.85pt;margin-top:1.5pt;width:77.4pt;height:38.4pt;z-index:251673600;visibility:visible;mso-wrap-style:square;mso-width-percent:0;mso-height-percent:0;mso-wrap-distance-left:9pt;mso-wrap-distance-top:0;mso-wrap-distance-right:9pt;mso-wrap-distance-bottom:0;mso-position-horizontal:absolute;mso-position-horizontal-relative:text;mso-position-vertical:absolute;mso-position-vertical-relative:text;mso-width-percent:0;mso-height-percent:0;mso-width-relative:margin;mso-height-relative:margin;v-text-anchor:middle" o:gfxdata="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" fillcolor="white [3201]" strokecolor="black [3200]" strokeweight="1pt">
                             <v:stroke joinstyle="miter"/>
                             <v:textbox>
                               <w:txbxContent>
@@ -2304,8 +2092,8 @@
                                       <w:rFonts w:ascii="Nunito" w:hAnsi="Nunito"/>
                                       <w:b/>
                                       <w:bCs/>
-                                      <w:sz w:val="12"/>
-                                      <w:szCs w:val="12"/>
+                                      <w:sz w:val="10"/>
+                                      <w:szCs w:val="10"/>
                                     </w:rPr>
                                   </w:pPr>
                                   <w:r>
@@ -2313,8 +2101,8 @@
                                       <w:rFonts w:ascii="Nunito" w:hAnsi="Nunito"/>
                                       <w:b/>
                                       <w:bCs/>
-                                      <w:sz w:val="12"/>
-                                      <w:szCs w:val="12"/>
+                                      <w:sz w:val="10"/>
+                                      <w:szCs w:val="10"/>
                                     </w:rPr>
                                     <w:t>ES</w:t>
                                   </w:r>
@@ -2328,8 +2116,8 @@
                                       <w:rFonts w:ascii="Nunito" w:hAnsi="Nunito"/>
                                       <w:b/>
                                       <w:bCs/>
-                                      <w:sz w:val="12"/>
-                                      <w:szCs w:val="12"/>
+                                      <w:sz w:val="10"/>
+                                      <w:szCs w:val="10"/>
                                     </w:rPr>
                                   </w:pPr>
                                   <w:r>
@@ -2337,8 +2125,8 @@
                                       <w:rFonts w:ascii="Nunito" w:hAnsi="Nunito"/>
                                       <w:b/>
                                       <w:bCs/>
-                                      <w:sz w:val="12"/>
-                                      <w:szCs w:val="12"/>
+                                      <w:sz w:val="10"/>
+                                      <w:szCs w:val="10"/>
                                     </w:rPr>
                                     <w:t>12.00114276/M</w:t>
                                   </w:r>
@@ -2361,10 +2149,10 @@
                                       <w:rFonts w:ascii="Nunito" w:hAnsi="Nunito"/>
                                       <w:b/>
                                       <w:bCs/>
-                                      <w:sz w:val="12"/>
-                                      <w:szCs w:val="12"/>
+                                      <w:sz w:val="10"/>
+                                      <w:szCs w:val="10"/>
                                     </w:rPr>
-                                    <w:t>CE</w:t>
+                                    <w:t>UE</w:t>
                                   </w:r>
                                 </w:p>
                               </w:txbxContent>
@@ -2374,13 +2162,107 @@
                       </mc:Fallback>
                     </mc:AlternateContent>
                   </w:r>
+                  <w:r>
+                    <w:rPr>
+                      <w:rFonts w:ascii="Nunito Black" w:hAnsi="Nunito Black"/>
+                      <w:b/>
+                      <w:bCs/>
+                      <w:sz w:val="14"/>
+                      <w:szCs w:val="14"/>
+                    </w:rPr>
+                    <w:t>EXPEDIDOR:</w:t>
+                  </w:r>
+                </w:p>
+                <w:p>
+                  <w:pPr>
+                    <w:rPr>
+                      <w:rFonts w:ascii="Nunito" w:hAnsi="Nunito"/>
+                      <w:b/>
+                      <w:bCs/>
+                      <w:sz w:val="12"/>
+                      <w:szCs w:val="12"/>
+                    </w:rPr>
+                  </w:pPr>
+                  <w:r>
+                    <w:rPr>
+                      <w:rFonts w:ascii="Nunito" w:hAnsi="Nunito"/>
+                      <w:b/>
+                      <w:bCs/>
+                      <w:sz w:val="12"/>
+                      <w:szCs w:val="12"/>
+                    </w:rPr>
+                    <w:t xml:space="preserve">PESCADOS Y MARISCOS SANTIAGO Y SANTIAGO, S.L. </w:t>
+                  </w:r>
+                </w:p>
+                <w:p>
+                  <w:pPr>
+                    <w:rPr>
+                      <w:rFonts w:ascii="Nunito" w:hAnsi="Nunito"/>
+                      <w:b/>
+                      <w:bCs/>
+                      <w:sz w:val="12"/>
+                      <w:szCs w:val="12"/>
+                    </w:rPr>
+                  </w:pPr>
+                  <w:r>
+                    <w:rPr>
+                      <w:rFonts w:ascii="Nunito" w:hAnsi="Nunito"/>
+                      <w:b/>
+                      <w:bCs/>
+                      <w:sz w:val="12"/>
+                      <w:szCs w:val="12"/>
+                    </w:rPr>
+                    <w:t>Calle Laguna del Marquesado nave 43C</w:t>
+                  </w:r>
+                </w:p>
+                <w:p>
+                  <w:pPr>
+                    <w:rPr>
+                      <w:rFonts w:ascii="Nunito" w:hAnsi="Nunito"/>
+                      <w:b/>
+                      <w:bCs/>
+                      <w:sz w:val="16"/>
+                      <w:szCs w:val="16"/>
+                    </w:rPr>
+                  </w:pPr>
+                  <w:r>
+                    <w:rPr>
+                      <w:rFonts w:ascii="Nunito" w:hAnsi="Nunito"/>
+                      <w:b/>
+                      <w:bCs/>
+                      <w:sz w:val="12"/>
+                      <w:szCs w:val="12"/>
+                    </w:rPr>
+                    <w:t>28021 Madrid</w:t>
+                  </w:r>
+                </w:p>
+              </w:tc>
+              <w:tc>
+                <w:tcPr>
+                  <w:tcW w:w="0" w:type="auto"/>
+                  <w:tcBorders>
+                    <w:top w:val="single" w:sz="4" w:space="0" w:color="444444"/>
+                    <w:left w:val="single" w:sz="4" w:space="0" w:color="FFFFFF" w:themeColor="background1"/>
+                    <w:bottom w:val="double" w:sz="18" w:space="0" w:color="auto"/>
+                    <w:right w:val="double" w:sz="18" w:space="0" w:color="auto"/>
+                  </w:tcBorders>
+                </w:tcPr>
+                <w:p>
+                  <w:pPr>
+                    <w:jc w:val="center"/>
+                    <w:rPr>
+                      <w:rFonts w:ascii="Nunito Black" w:hAnsi="Nunito Black"/>
+                      <w:sz w:val="16"/>
+                      <w:szCs w:val="16"/>
+                    </w:rPr>
+                  </w:pPr>
                 </w:p>
               </w:tc>
             </w:tr>
           </w:tbl>
           <w:p>
             <w:pPr>
-              <w:ind w:left="144" w:right="144"/>
+              <w:ind w:left="144" w:right="144" w:firstLine="413"/>
               <w:rPr>
                 <w:sz w:val="16"/>
                 <w:szCs w:val="16"/>
@@ -2396,14 +2278,13 @@
         </w:trPr>
         <w:tc>
           <w:tcPr>
-            <w:tcW w:w="8222" w:type="dxa"/>
+            <w:tcW w:w="8079" w:type="dxa"/>
           </w:tcPr>
           <w:tbl>
             <w:tblPr>
               <w:tblStyle w:val="Tablaconcuadrcula"/>
-              <w:tblpPr w:leftFromText="141" w:rightFromText="141" w:vertAnchor="page" w:horzAnchor="margin" w:tblpXSpec="center" w:tblpY="373"/>
-              <w:tblOverlap w:val="never"/>
-              <w:tblW w:w="7208" w:type="dxa"/>
+              <w:tblpPr w:leftFromText="141" w:rightFromText="141" w:tblpX="-136" w:tblpY="-429"/>
+              <w:tblW w:w="7706" w:type="dxa"/>
               <w:tblBorders>
                 <w:top w:val="none" w:sz="0" w:space="0" w:color="auto"/>
                 <w:left w:val="none" w:sz="0" w:space="0" w:color="auto"/>
@@ -2415,20 +2296,21 @@
               <w:tblLook w:val="04A0" w:firstRow="1" w:lastRow="0" w:firstColumn="1" w:lastColumn="0" w:noHBand="0" w:noVBand="1"/>
             </w:tblPr>
             <w:tblGrid>
-              <w:gridCol w:w="1795"/>
-              <w:gridCol w:w="1583"/>
-              <w:gridCol w:w="707"/>
-              <w:gridCol w:w="707"/>
-              <w:gridCol w:w="2416"/>
+              <w:gridCol w:w="1896"/>
+              <w:gridCol w:w="795"/>
+              <w:gridCol w:w="836"/>
+              <w:gridCol w:w="1593"/>
+              <w:gridCol w:w="1364"/>
+              <w:gridCol w:w="1222"/>
             </w:tblGrid>
             <w:tr>
               <w:trPr>
-                <w:trHeight w:val="525"/>
+                <w:trHeight w:val="511"/>
               </w:trPr>
               <w:tc>
                 <w:tcPr>
-                  <w:tcW w:w="0" w:type="auto"/>
-                  <w:gridSpan w:val="4"/>
+                  <w:tcW w:w="6484" w:type="dxa"/>
+                  <w:gridSpan w:val="5"/>
                   <w:tcBorders>
                     <w:top w:val="double" w:sz="18" w:space="0" w:color="auto"/>
                     <w:left w:val="double" w:sz="18" w:space="0" w:color="auto"/>
@@ -2473,25 +2355,7 @@
                       <w:sz w:val="16"/>
                       <w:szCs w:val="16"/>
                     </w:rPr>
-                    <w:t>{{</w:t>
-                  </w:r>
-                  <w:proofErr w:type="spellStart"/>
-                  <w:r>
-                    <w:rPr>
-                      <w:rFonts w:ascii="Nunito" w:hAnsi="Nunito"/>
-                      <w:sz w:val="16"/>
-                      <w:szCs w:val="16"/>
-                    </w:rPr>
-                    <w:t>denominacion_comercial</w:t>
-                  </w:r>
-                  <w:proofErr w:type="spellEnd"/>
-                  <w:r>
-                    <w:rPr>
-                      <w:rFonts w:ascii="Nunito" w:hAnsi="Nunito"/>
-                      <w:sz w:val="16"/>
-                      <w:szCs w:val="16"/>
-                    </w:rPr>
-                    <w:t>}}</w:t>
+                    <w:t>{{denominacion_comercial}}</w:t>
                   </w:r>
                 </w:p>
               </w:tc>
@@ -2571,12 +2435,12 @@
             </w:tr>
             <w:tr>
               <w:trPr>
-                <w:trHeight w:val="518"/>
+                <w:trHeight w:val="504"/>
               </w:trPr>
               <w:tc>
                 <w:tcPr>
-                  <w:tcW w:w="0" w:type="auto"/>
-                  <w:gridSpan w:val="4"/>
+                  <w:tcW w:w="6484" w:type="dxa"/>
+                  <w:gridSpan w:val="5"/>
                   <w:tcBorders>
                     <w:top w:val="single" w:sz="4" w:space="0" w:color="000000"/>
                     <w:left w:val="double" w:sz="18" w:space="0" w:color="auto"/>
@@ -2627,29 +2491,7 @@
                       <w:sz w:val="16"/>
                       <w:szCs w:val="16"/>
                     </w:rPr>
-                    <w:t>{{</w:t>
-                  </w:r>
-                  <w:proofErr w:type="spellStart"/>
-                  <w:r>
-                    <w:rPr>
-                      <w:rFonts w:ascii="Nunito" w:hAnsi="Nunito"/>
-                      <w:i/>
-                      <w:iCs/>
-                      <w:sz w:val="16"/>
-                      <w:szCs w:val="16"/>
-                    </w:rPr>
-                    <w:t>nombre_cientifico</w:t>
-                  </w:r>
-                  <w:proofErr w:type="spellEnd"/>
-                  <w:r>
-                    <w:rPr>
-                      <w:rFonts w:ascii="Nunito" w:hAnsi="Nunito"/>
-                      <w:i/>
-                      <w:iCs/>
-                      <w:sz w:val="16"/>
-                      <w:szCs w:val="16"/>
-                    </w:rPr>
-                    <w:t>}}</w:t>
+                    <w:t>{{nombre_cientifico}}</w:t>
                   </w:r>
                 </w:p>
               </w:tc>
@@ -2678,12 +2520,12 @@
             </w:tr>
             <w:tr>
               <w:trPr>
-                <w:trHeight w:val="649"/>
+                <w:trHeight w:val="632"/>
               </w:trPr>
               <w:tc>
                 <w:tcPr>
-                  <w:tcW w:w="0" w:type="auto"/>
-                  <w:gridSpan w:val="2"/>
+                  <w:tcW w:w="3643" w:type="dxa"/>
+                  <w:gridSpan w:val="3"/>
                   <w:tcBorders>
                     <w:top w:val="single" w:sz="4" w:space="0" w:color="000000"/>
                     <w:left w:val="double" w:sz="18" w:space="0" w:color="auto"/>
@@ -2802,11 +2644,11 @@
             </w:tr>
             <w:tr>
               <w:trPr>
-                <w:trHeight w:val="915"/>
+                <w:trHeight w:val="890"/>
               </w:trPr>
               <w:tc>
                 <w:tcPr>
-                  <w:tcW w:w="0" w:type="auto"/>
+                  <w:tcW w:w="1959" w:type="dxa"/>
                   <w:tcBorders>
                     <w:top w:val="single" w:sz="4" w:space="0" w:color="444444"/>
                     <w:left w:val="double" w:sz="18" w:space="0" w:color="auto"/>
@@ -2851,31 +2693,14 @@
                       <w:sz w:val="16"/>
                       <w:szCs w:val="16"/>
                     </w:rPr>
-                    <w:t>{{</w:t>
-                  </w:r>
-                  <w:proofErr w:type="spellStart"/>
-                  <w:r>
-                    <w:rPr>
-                      <w:rFonts w:ascii="Nunito" w:hAnsi="Nunito"/>
-                      <w:sz w:val="16"/>
-                      <w:szCs w:val="16"/>
-                    </w:rPr>
-                    <w:t>forma_captura</w:t>
-                  </w:r>
-                  <w:proofErr w:type="spellEnd"/>
-                  <w:r>
-                    <w:rPr>
-                      <w:rFonts w:ascii="Nunito" w:hAnsi="Nunito"/>
-                      <w:sz w:val="16"/>
-                      <w:szCs w:val="16"/>
-                    </w:rPr>
-                    <w:t>}}</w:t>
+                    <w:t>{{forma_captura}}</w:t>
                   </w:r>
                 </w:p>
               </w:tc>
               <w:tc>
                 <w:tcPr>
                   <w:tcW w:w="0" w:type="auto"/>
+                  <w:gridSpan w:val="2"/>
                   <w:tcBorders>
                     <w:top w:val="single" w:sz="4" w:space="0" w:color="444444"/>
                     <w:left w:val="single" w:sz="4" w:space="0" w:color="444444"/>
@@ -2920,25 +2745,7 @@
                       <w:sz w:val="16"/>
                       <w:szCs w:val="16"/>
                     </w:rPr>
-                    <w:t>{{</w:t>
-                  </w:r>
-                  <w:proofErr w:type="spellStart"/>
-                  <w:r>
-                    <w:rPr>
-                      <w:rFonts w:ascii="Nunito" w:hAnsi="Nunito"/>
-                      <w:sz w:val="16"/>
-                      <w:szCs w:val="16"/>
-                    </w:rPr>
-                    <w:t>zona_captura</w:t>
-                  </w:r>
-                  <w:proofErr w:type="spellEnd"/>
-                  <w:r>
-                    <w:rPr>
-                      <w:rFonts w:ascii="Nunito" w:hAnsi="Nunito"/>
-                      <w:sz w:val="16"/>
-                      <w:szCs w:val="16"/>
-                    </w:rPr>
-                    <w:t>}}</w:t>
+                    <w:t>{{zona_captura}}</w:t>
                   </w:r>
                 </w:p>
               </w:tc>
@@ -2990,25 +2797,7 @@
                       <w:sz w:val="16"/>
                       <w:szCs w:val="16"/>
                     </w:rPr>
-                    <w:t>{{</w:t>
-                  </w:r>
-                  <w:proofErr w:type="spellStart"/>
-                  <w:r>
-                    <w:rPr>
-                      <w:rFonts w:ascii="Nunito" w:hAnsi="Nunito"/>
-                      <w:sz w:val="16"/>
-                      <w:szCs w:val="16"/>
-                    </w:rPr>
-                    <w:t>pais_origen</w:t>
-                  </w:r>
-                  <w:proofErr w:type="spellEnd"/>
-                  <w:r>
-                    <w:rPr>
-                      <w:rFonts w:ascii="Nunito" w:hAnsi="Nunito"/>
-                      <w:sz w:val="16"/>
-                      <w:szCs w:val="16"/>
-                    </w:rPr>
-                    <w:t>}}</w:t>
+                    <w:t>{{pais_origen}}</w:t>
                   </w:r>
                 </w:p>
               </w:tc>
@@ -3071,37 +2860,19 @@
                       <w:sz w:val="16"/>
                       <w:szCs w:val="16"/>
                     </w:rPr>
-                    <w:t>{{</w:t>
-                  </w:r>
-                  <w:proofErr w:type="spellStart"/>
-                  <w:r>
-                    <w:rPr>
-                      <w:rFonts w:ascii="Nunito" w:hAnsi="Nunito"/>
-                      <w:sz w:val="16"/>
-                      <w:szCs w:val="16"/>
-                    </w:rPr>
-                    <w:t>arte_pesca</w:t>
-                  </w:r>
-                  <w:proofErr w:type="spellEnd"/>
-                  <w:r>
-                    <w:rPr>
-                      <w:rFonts w:ascii="Nunito" w:hAnsi="Nunito"/>
-                      <w:sz w:val="16"/>
-                      <w:szCs w:val="16"/>
-                    </w:rPr>
-                    <w:t>}}</w:t>
+                    <w:t>{{arte_pesca}}</w:t>
                   </w:r>
                 </w:p>
               </w:tc>
             </w:tr>
             <w:tr>
               <w:trPr>
-                <w:trHeight w:val="649"/>
+                <w:trHeight w:val="632"/>
               </w:trPr>
               <w:tc>
                 <w:tcPr>
-                  <w:tcW w:w="0" w:type="auto"/>
-                  <w:gridSpan w:val="3"/>
+                  <w:tcW w:w="5112" w:type="dxa"/>
+                  <w:gridSpan w:val="4"/>
                   <w:tcBorders>
                     <w:top w:val="single" w:sz="4" w:space="0" w:color="444444"/>
                     <w:left w:val="double" w:sz="18" w:space="0" w:color="auto"/>
@@ -3114,13 +2885,17 @@
                     <w:spacing w:line="276" w:lineRule="auto"/>
                     <w:rPr>
                       <w:rFonts w:ascii="Nunito Black" w:hAnsi="Nunito Black"/>
-                      <w:sz w:val="16"/>
-                      <w:szCs w:val="16"/>
-                    </w:rPr>
-                  </w:pPr>
-                  <w:r>
-                    <w:rPr>
-                      <w:rFonts w:ascii="Nunito Black" w:hAnsi="Nunito Black"/>
+                      <w:b/>
+                      <w:bCs/>
+                      <w:sz w:val="16"/>
+                      <w:szCs w:val="16"/>
+                    </w:rPr>
+                  </w:pPr>
+                  <w:r>
+                    <w:rPr>
+                      <w:rFonts w:ascii="Nunito Black" w:hAnsi="Nunito Black"/>
+                      <w:b/>
+                      <w:bCs/>
                       <w:sz w:val="16"/>
                       <w:szCs w:val="16"/>
                     </w:rPr>
@@ -3139,6 +2914,8 @@
                   <w:r>
                     <w:rPr>
                       <w:rFonts w:ascii="Nunito Black" w:hAnsi="Nunito Black"/>
+                      <w:b/>
+                      <w:bCs/>
                       <w:sz w:val="16"/>
                       <w:szCs w:val="16"/>
                     </w:rPr>
@@ -3192,139 +2969,91 @@
                       <w:sz w:val="16"/>
                       <w:szCs w:val="16"/>
                     </w:rPr>
-                    <w:t>{{</w:t>
-                  </w:r>
-                  <w:proofErr w:type="spellStart"/>
-                  <w:r>
-                    <w:rPr>
-                      <w:rFonts w:ascii="Nunito" w:hAnsi="Nunito"/>
-                      <w:sz w:val="16"/>
-                      <w:szCs w:val="16"/>
-                    </w:rPr>
-                    <w:t>fecha_caducidad</w:t>
-                  </w:r>
-                  <w:proofErr w:type="spellEnd"/>
-                  <w:r>
-                    <w:rPr>
-                      <w:rFonts w:ascii="Nunito" w:hAnsi="Nunito"/>
-                      <w:sz w:val="16"/>
-                      <w:szCs w:val="16"/>
-                    </w:rPr>
-                    <w:t>}}</w:t>
+                    <w:t>{{fecha_caducidad}}</w:t>
                   </w:r>
                 </w:p>
               </w:tc>
             </w:tr>
             <w:tr>
               <w:trPr>
-                <w:trHeight w:val="853"/>
+                <w:trHeight w:val="830"/>
               </w:trPr>
               <w:tc>
                 <w:tcPr>
-                  <w:tcW w:w="0" w:type="auto"/>
-                  <w:gridSpan w:val="4"/>
+                  <w:tcW w:w="2717" w:type="dxa"/>
+                  <w:gridSpan w:val="2"/>
                   <w:tcBorders>
                     <w:top w:val="single" w:sz="4" w:space="0" w:color="444444"/>
                     <w:left w:val="double" w:sz="18" w:space="0" w:color="auto"/>
                     <w:bottom w:val="double" w:sz="18" w:space="0" w:color="auto"/>
+                    <w:right w:val="single" w:sz="4" w:space="0" w:color="444444"/>
+                  </w:tcBorders>
+                </w:tcPr>
+                <w:p>
+                  <w:pPr>
+                    <w:rPr>
+                      <w:rFonts w:ascii="Nunito Black" w:hAnsi="Nunito Black"/>
+                      <w:b/>
+                      <w:bCs/>
+                      <w:sz w:val="16"/>
+                      <w:szCs w:val="16"/>
+                    </w:rPr>
+                  </w:pPr>
+                  <w:r>
+                    <w:rPr>
+                      <w:rFonts w:ascii="Nunito Black" w:hAnsi="Nunito Black"/>
+                      <w:b/>
+                      <w:bCs/>
+                      <w:sz w:val="16"/>
+                      <w:szCs w:val="16"/>
+                    </w:rPr>
+                    <w:t>PESO NETO:</w:t>
+                  </w:r>
+                </w:p>
+                <w:p>
+                  <w:pPr>
+                    <w:rPr>
+                      <w:rFonts w:ascii="Nunito Black" w:hAnsi="Nunito Black"/>
+                      <w:b/>
+                      <w:bCs/>
+                      <w:sz w:val="16"/>
+                      <w:szCs w:val="16"/>
+                    </w:rPr>
+                  </w:pPr>
+                </w:p>
+                <w:p>
+                  <w:pPr>
+                    <w:rPr>
+                      <w:rFonts w:ascii="Nunito" w:hAnsi="Nunito"/>
+                      <w:b/>
+                      <w:bCs/>
+                      <w:sz w:val="16"/>
+                      <w:szCs w:val="16"/>
+                    </w:rPr>
+                  </w:pPr>
+                </w:p>
+              </w:tc>
+              <w:tc>
+                <w:tcPr>
+                  <w:tcW w:w="0" w:type="auto"/>
+                  <w:gridSpan w:val="3"/>
+                  <w:tcBorders>
+                    <w:top w:val="single" w:sz="4" w:space="0" w:color="444444"/>
+                    <w:left w:val="single" w:sz="4" w:space="0" w:color="444444"/>
+                    <w:bottom w:val="double" w:sz="18" w:space="0" w:color="auto"/>
                     <w:right w:val="single" w:sz="4" w:space="0" w:color="FFFFFF" w:themeColor="background1"/>
                   </w:tcBorders>
-                </w:tcPr>
-                <w:p>
-                  <w:pPr>
-                    <w:rPr>
-                      <w:rFonts w:ascii="Nunito Black" w:hAnsi="Nunito Black"/>
-                      <w:b/>
-                      <w:bCs/>
-                      <w:sz w:val="16"/>
-                      <w:szCs w:val="16"/>
-                    </w:rPr>
-                  </w:pPr>
-                </w:p>
-                <w:p>
-                  <w:pPr>
-                    <w:spacing w:line="276" w:lineRule="auto"/>
-                    <w:rPr>
-                      <w:rFonts w:ascii="Nunito Black" w:hAnsi="Nunito Black"/>
-                      <w:b/>
-                      <w:bCs/>
-                      <w:sz w:val="16"/>
-                      <w:szCs w:val="16"/>
-                    </w:rPr>
-                  </w:pPr>
-                  <w:r>
-                    <w:rPr>
-                      <w:rFonts w:ascii="Nunito Black" w:hAnsi="Nunito Black"/>
-                      <w:b/>
-                      <w:bCs/>
-                      <w:sz w:val="16"/>
-                      <w:szCs w:val="16"/>
-                    </w:rPr>
-                    <w:t>EXPEDIDOR:</w:t>
-                  </w:r>
-                </w:p>
-                <w:p>
-                  <w:pPr>
-                    <w:jc w:val="center"/>
-                    <w:rPr>
-                      <w:rFonts w:ascii="Nunito" w:hAnsi="Nunito"/>
-                      <w:b/>
-                      <w:bCs/>
-                      <w:sz w:val="16"/>
-                      <w:szCs w:val="16"/>
-                    </w:rPr>
-                  </w:pPr>
-                  <w:r>
-                    <w:rPr>
-                      <w:rFonts w:ascii="Nunito" w:hAnsi="Nunito"/>
-                      <w:b/>
-                      <w:bCs/>
-                      <w:sz w:val="16"/>
-                      <w:szCs w:val="16"/>
-                    </w:rPr>
-                    <w:t>PESCADOS Y MARISCOS SANTIAGO Y SANTIAGO, S.L. Calle Laguna del Marquesado nave 43C</w:t>
-                  </w:r>
-                </w:p>
-                <w:p>
-                  <w:pPr>
-                    <w:jc w:val="center"/>
-                    <w:rPr>
-                      <w:rFonts w:ascii="Nunito" w:hAnsi="Nunito"/>
-                      <w:b/>
-                      <w:bCs/>
-                      <w:sz w:val="16"/>
-                      <w:szCs w:val="16"/>
-                    </w:rPr>
-                  </w:pPr>
-                  <w:r>
-                    <w:rPr>
-                      <w:rFonts w:ascii="Nunito" w:hAnsi="Nunito"/>
-                      <w:b/>
-                      <w:bCs/>
-                      <w:sz w:val="16"/>
-                      <w:szCs w:val="16"/>
-                    </w:rPr>
-                    <w:t>28021 Madrid</w:t>
-                  </w:r>
-                </w:p>
-              </w:tc>
-              <w:tc>
-                <w:tcPr>
-                  <w:tcW w:w="0" w:type="auto"/>
-                  <w:tcBorders>
-                    <w:top w:val="single" w:sz="4" w:space="0" w:color="444444"/>
-                    <w:left w:val="single" w:sz="4" w:space="0" w:color="FFFFFF" w:themeColor="background1"/>
-                    <w:bottom w:val="double" w:sz="18" w:space="0" w:color="auto"/>
-                    <w:right w:val="double" w:sz="18" w:space="0" w:color="auto"/>
-                  </w:tcBorders>
-                </w:tcPr>
-                <w:p>
-                  <w:pPr>
-                    <w:jc w:val="center"/>
-                    <w:rPr>
-                      <w:rFonts w:ascii="Nunito Black" w:hAnsi="Nunito Black"/>
-                      <w:sz w:val="16"/>
-                      <w:szCs w:val="16"/>
+                  <w:vAlign w:val="center"/>
+                </w:tcPr>
+                <w:p>
+                  <w:pPr>
+                    <w:spacing w:line="276" w:lineRule="auto"/>
+                    <w:rPr>
+                      <w:rFonts w:ascii="Nunito Black" w:hAnsi="Nunito Black"/>
+                      <w:b/>
+                      <w:bCs/>
+                      <w:sz w:val="14"/>
+                      <w:szCs w:val="14"/>
                     </w:rPr>
                   </w:pPr>
                   <w:r>
@@ -3339,18 +3068,18 @@
                     <mc:AlternateContent>
                       <mc:Choice Requires="wps">
                         <w:drawing>
-                          <wp:anchor distT="0" distB="0" distL="114300" distR="114300" simplePos="0" relativeHeight="251671552" behindDoc="0" locked="0" layoutInCell="1" allowOverlap="1" wp14:anchorId="50F0D751" wp14:editId="5FDB0E89">
+                          <wp:anchor distT="0" distB="0" distL="114300" distR="114300" simplePos="0" relativeHeight="251675648" behindDoc="0" locked="0" layoutInCell="1" allowOverlap="1" wp14:anchorId="13B172D8" wp14:editId="198F7940">
                             <wp:simplePos x="0" y="0"/>
                             <wp:positionH relativeFrom="column">
-                              <wp:posOffset>48260</wp:posOffset>
+                              <wp:posOffset>2016760</wp:posOffset>
                             </wp:positionH>
                             <wp:positionV relativeFrom="paragraph">
-                              <wp:posOffset>27940</wp:posOffset>
+                              <wp:posOffset>36195</wp:posOffset>
                             </wp:positionV>
-                            <wp:extent cx="1079500" cy="685800"/>
-                            <wp:effectExtent l="0" t="0" r="25400" b="19050"/>
+                            <wp:extent cx="982980" cy="487680"/>
+                            <wp:effectExtent l="0" t="0" r="26670" b="26670"/>
                             <wp:wrapNone/>
-                            <wp:docPr id="781428383" name="Elipse 2"/>
+                            <wp:docPr id="1249248546" name="Elipse 2"/>
                             <wp:cNvGraphicFramePr/>
                             <a:graphic xmlns:a="http://schemas.openxmlformats.org/drawingml/2006/main">
                               <a:graphicData uri="http://schemas.microsoft.com/office/word/2010/wordprocessingShape">
@@ -3359,7 +3088,7 @@
                                   <wps:spPr>
                                     <a:xfrm>
                                       <a:off x="0" y="0"/>
-                                      <a:ext cx="1079500" cy="685800"/>
+                                      <a:ext cx="982980" cy="487680"/>
                                     </a:xfrm>
                                     <a:prstGeom prst="ellipse">
                                       <a:avLst/>
@@ -3391,8 +3120,8 @@
                                             <w:rFonts w:ascii="Nunito" w:hAnsi="Nunito"/>
                                             <w:b/>
                                             <w:bCs/>
-                                            <w:sz w:val="12"/>
-                                            <w:szCs w:val="12"/>
+                                            <w:sz w:val="10"/>
+                                            <w:szCs w:val="10"/>
                                           </w:rPr>
                                         </w:pPr>
                                         <w:r>
@@ -3400,8 +3129,8 @@
                                             <w:rFonts w:ascii="Nunito" w:hAnsi="Nunito"/>
                                             <w:b/>
                                             <w:bCs/>
-                                            <w:sz w:val="12"/>
-                                            <w:szCs w:val="12"/>
+                                            <w:sz w:val="10"/>
+                                            <w:szCs w:val="10"/>
                                           </w:rPr>
                                           <w:t>ES</w:t>
                                         </w:r>
@@ -3415,8 +3144,8 @@
                                             <w:rFonts w:ascii="Nunito" w:hAnsi="Nunito"/>
                                             <w:b/>
                                             <w:bCs/>
-                                            <w:sz w:val="12"/>
-                                            <w:szCs w:val="12"/>
+                                            <w:sz w:val="10"/>
+                                            <w:szCs w:val="10"/>
                                           </w:rPr>
                                         </w:pPr>
                                         <w:r>
@@ -3424,8 +3153,8 @@
                                             <w:rFonts w:ascii="Nunito" w:hAnsi="Nunito"/>
                                             <w:b/>
                                             <w:bCs/>
-                                            <w:sz w:val="12"/>
-                                            <w:szCs w:val="12"/>
+                                            <w:sz w:val="10"/>
+                                            <w:szCs w:val="10"/>
                                           </w:rPr>
                                           <w:t>12.00114276/M</w:t>
                                         </w:r>
@@ -3448,10 +3177,10 @@
                                             <w:rFonts w:ascii="Nunito" w:hAnsi="Nunito"/>
                                             <w:b/>
                                             <w:bCs/>
-                                            <w:sz w:val="12"/>
-                                            <w:szCs w:val="12"/>
+                                            <w:sz w:val="10"/>
+                                            <w:szCs w:val="10"/>
                                           </w:rPr>
-                                          <w:t>CE</w:t>
+                                          <w:t>UE</w:t>
                                         </w:r>
                                       </w:p>
                                     </w:txbxContent>
@@ -3474,9 +3203,9 @@
                           </wp:anchor>
                         </w:drawing>
                       </mc:Choice>
-                      <mc:Fallback>
+                      <mc:Fallback xmlns:w16sdtfl="http://schemas.microsoft.com/office/word/2024/wordml/sdtformatlock" xmlns:w16du="http://schemas.microsoft.com/office/word/2023/wordml/word16du">
                         <w:pict>
-                          <v:oval w14:anchorId="50F0D751" id="_x0000_s1028" style="position:absolute;left:0;text-align:left;margin-left:3.8pt;margin-top:2.2pt;width:85pt;height:54pt;z-index:251671552;visibility:visible;mso-wrap-style:square;mso-width-percent:0;mso-height-percent:0;mso-wrap-distance-left:9pt;mso-wrap-distance-top:0;mso-wrap-distance-right:9pt;mso-wrap-distance-bottom:0;mso-position-horizontal:absolute;mso-position-horizontal-relative:text;mso-position-vertical:absolute;mso-position-vertical-relative:text;mso-width-percent:0;mso-height-percent:0;mso-width-relative:margin;mso-height-relative:margin;v-text-anchor:middle" o:gfxdata="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" fillcolor="white [3201]" strokecolor="black [3200]" strokeweight="1pt">
+                          <v:oval w14:anchorId="13B172D8" id="_x0000_s1028" style="position:absolute;margin-left:158.8pt;margin-top:2.85pt;width:77.4pt;height:38.4pt;z-index:251675648;visibility:visible;mso-wrap-style:square;mso-width-percent:0;mso-height-percent:0;mso-wrap-distance-left:9pt;mso-wrap-distance-top:0;mso-wrap-distance-right:9pt;mso-wrap-distance-bottom:0;mso-position-horizontal:absolute;mso-position-horizontal-relative:text;mso-position-vertical:absolute;mso-position-vertical-relative:text;mso-width-percent:0;mso-height-percent:0;mso-width-relative:margin;mso-height-relative:margin;v-text-anchor:middle" o:gfxdata="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" fillcolor="white [3201]" strokecolor="black [3200]" strokeweight="1pt">
                             <v:stroke joinstyle="miter"/>
                             <v:textbox>
                               <w:txbxContent>
@@ -3489,8 +3218,8 @@
                                       <w:rFonts w:ascii="Nunito" w:hAnsi="Nunito"/>
                                       <w:b/>
                                       <w:bCs/>
-                                      <w:sz w:val="12"/>
-                                      <w:szCs w:val="12"/>
+                                      <w:sz w:val="10"/>
+                                      <w:szCs w:val="10"/>
                                     </w:rPr>
                                   </w:pPr>
                                   <w:r>
@@ -3498,8 +3227,8 @@
                                       <w:rFonts w:ascii="Nunito" w:hAnsi="Nunito"/>
                                       <w:b/>
                                       <w:bCs/>
-                                      <w:sz w:val="12"/>
-                                      <w:szCs w:val="12"/>
+                                      <w:sz w:val="10"/>
+                                      <w:szCs w:val="10"/>
                                     </w:rPr>
                                     <w:t>ES</w:t>
                                   </w:r>
@@ -3513,8 +3242,8 @@
                                       <w:rFonts w:ascii="Nunito" w:hAnsi="Nunito"/>
                                       <w:b/>
                                       <w:bCs/>
-                                      <w:sz w:val="12"/>
-                                      <w:szCs w:val="12"/>
+                                      <w:sz w:val="10"/>
+                                      <w:szCs w:val="10"/>
                                     </w:rPr>
                                   </w:pPr>
                                   <w:r>
@@ -3522,8 +3251,8 @@
                                       <w:rFonts w:ascii="Nunito" w:hAnsi="Nunito"/>
                                       <w:b/>
                                       <w:bCs/>
-                                      <w:sz w:val="12"/>
-                                      <w:szCs w:val="12"/>
+                                      <w:sz w:val="10"/>
+                                      <w:szCs w:val="10"/>
                                     </w:rPr>
                                     <w:t>12.00114276/M</w:t>
                                   </w:r>
@@ -3546,10 +3275,10 @@
                                       <w:rFonts w:ascii="Nunito" w:hAnsi="Nunito"/>
                                       <w:b/>
                                       <w:bCs/>
-                                      <w:sz w:val="12"/>
-                                      <w:szCs w:val="12"/>
+                                      <w:sz w:val="10"/>
+                                      <w:szCs w:val="10"/>
                                     </w:rPr>
-                                    <w:t>CE</w:t>
+                                    <w:t>UE</w:t>
                                   </w:r>
                                 </w:p>
                               </w:txbxContent>
@@ -3559,6 +3288,100 @@
                       </mc:Fallback>
                     </mc:AlternateContent>
                   </w:r>
+                  <w:r>
+                    <w:rPr>
+                      <w:rFonts w:ascii="Nunito Black" w:hAnsi="Nunito Black"/>
+                      <w:b/>
+                      <w:bCs/>
+                      <w:sz w:val="14"/>
+                      <w:szCs w:val="14"/>
+                    </w:rPr>
+                    <w:t>EXPEDIDOR:</w:t>
+                  </w:r>
+                </w:p>
+                <w:p>
+                  <w:pPr>
+                    <w:rPr>
+                      <w:rFonts w:ascii="Nunito" w:hAnsi="Nunito"/>
+                      <w:b/>
+                      <w:bCs/>
+                      <w:sz w:val="12"/>
+                      <w:szCs w:val="12"/>
+                    </w:rPr>
+                  </w:pPr>
+                  <w:r>
+                    <w:rPr>
+                      <w:rFonts w:ascii="Nunito" w:hAnsi="Nunito"/>
+                      <w:b/>
+                      <w:bCs/>
+                      <w:sz w:val="12"/>
+                      <w:szCs w:val="12"/>
+                    </w:rPr>
+                    <w:t xml:space="preserve">PESCADOS Y MARISCOS SANTIAGO Y SANTIAGO, S.L. </w:t>
+                  </w:r>
+                </w:p>
+                <w:p>
+                  <w:pPr>
+                    <w:rPr>
+                      <w:rFonts w:ascii="Nunito" w:hAnsi="Nunito"/>
+                      <w:b/>
+                      <w:bCs/>
+                      <w:sz w:val="12"/>
+                      <w:szCs w:val="12"/>
+                    </w:rPr>
+                  </w:pPr>
+                  <w:r>
+                    <w:rPr>
+                      <w:rFonts w:ascii="Nunito" w:hAnsi="Nunito"/>
+                      <w:b/>
+                      <w:bCs/>
+                      <w:sz w:val="12"/>
+                      <w:szCs w:val="12"/>
+                    </w:rPr>
+                    <w:t>Calle Laguna del Marquesado nave 43C</w:t>
+                  </w:r>
+                </w:p>
+                <w:p>
+                  <w:pPr>
+                    <w:rPr>
+                      <w:rFonts w:ascii="Nunito" w:hAnsi="Nunito"/>
+                      <w:b/>
+                      <w:bCs/>
+                      <w:sz w:val="16"/>
+                      <w:szCs w:val="16"/>
+                    </w:rPr>
+                  </w:pPr>
+                  <w:r>
+                    <w:rPr>
+                      <w:rFonts w:ascii="Nunito" w:hAnsi="Nunito"/>
+                      <w:b/>
+                      <w:bCs/>
+                      <w:sz w:val="12"/>
+                      <w:szCs w:val="12"/>
+                    </w:rPr>
+                    <w:t>28021 Madrid</w:t>
+                  </w:r>
+                </w:p>
+              </w:tc>
+              <w:tc>
+                <w:tcPr>
+                  <w:tcW w:w="0" w:type="auto"/>
+                  <w:tcBorders>
+                    <w:top w:val="single" w:sz="4" w:space="0" w:color="444444"/>
+                    <w:left w:val="single" w:sz="4" w:space="0" w:color="FFFFFF" w:themeColor="background1"/>
+                    <w:bottom w:val="double" w:sz="18" w:space="0" w:color="auto"/>
+                    <w:right w:val="double" w:sz="18" w:space="0" w:color="auto"/>
+                  </w:tcBorders>
+                </w:tcPr>
+                <w:p>
+                  <w:pPr>
+                    <w:jc w:val="center"/>
+                    <w:rPr>
+                      <w:rFonts w:ascii="Nunito Black" w:hAnsi="Nunito Black"/>
+                      <w:sz w:val="16"/>
+                      <w:szCs w:val="16"/>
+                    </w:rPr>
+                  </w:pPr>
                 </w:p>
               </w:tc>
             </w:tr>
@@ -3580,9 +3403,8 @@
           <w:tbl>
             <w:tblPr>
               <w:tblStyle w:val="Tablaconcuadrcula"/>
-              <w:tblpPr w:leftFromText="141" w:rightFromText="141" w:vertAnchor="page" w:horzAnchor="margin" w:tblpXSpec="center" w:tblpY="373"/>
-              <w:tblOverlap w:val="never"/>
-              <w:tblW w:w="7208" w:type="dxa"/>
+              <w:tblpPr w:leftFromText="141" w:rightFromText="141" w:tblpX="-136" w:tblpY="-429"/>
+              <w:tblW w:w="7706" w:type="dxa"/>
               <w:tblBorders>
                 <w:top w:val="none" w:sz="0" w:space="0" w:color="auto"/>
                 <w:left w:val="none" w:sz="0" w:space="0" w:color="auto"/>
@@ -3594,20 +3416,21 @@
               <w:tblLook w:val="04A0" w:firstRow="1" w:lastRow="0" w:firstColumn="1" w:lastColumn="0" w:noHBand="0" w:noVBand="1"/>
             </w:tblPr>
             <w:tblGrid>
-              <w:gridCol w:w="1795"/>
-              <w:gridCol w:w="1583"/>
-              <w:gridCol w:w="707"/>
-              <w:gridCol w:w="707"/>
-              <w:gridCol w:w="2416"/>
+              <w:gridCol w:w="1896"/>
+              <w:gridCol w:w="795"/>
+              <w:gridCol w:w="836"/>
+              <w:gridCol w:w="1593"/>
+              <w:gridCol w:w="1364"/>
+              <w:gridCol w:w="1222"/>
             </w:tblGrid>
             <w:tr>
               <w:trPr>
-                <w:trHeight w:val="525"/>
+                <w:trHeight w:val="511"/>
               </w:trPr>
               <w:tc>
                 <w:tcPr>
-                  <w:tcW w:w="0" w:type="auto"/>
-                  <w:gridSpan w:val="4"/>
+                  <w:tcW w:w="6484" w:type="dxa"/>
+                  <w:gridSpan w:val="5"/>
                   <w:tcBorders>
                     <w:top w:val="double" w:sz="18" w:space="0" w:color="auto"/>
                     <w:left w:val="double" w:sz="18" w:space="0" w:color="auto"/>
@@ -3652,25 +3475,7 @@
                       <w:sz w:val="16"/>
                       <w:szCs w:val="16"/>
                     </w:rPr>
-                    <w:t>{{</w:t>
-                  </w:r>
-                  <w:proofErr w:type="spellStart"/>
-                  <w:r>
-                    <w:rPr>
-                      <w:rFonts w:ascii="Nunito" w:hAnsi="Nunito"/>
-                      <w:sz w:val="16"/>
-                      <w:szCs w:val="16"/>
-                    </w:rPr>
-                    <w:t>denominacion_comercial</w:t>
-                  </w:r>
-                  <w:proofErr w:type="spellEnd"/>
-                  <w:r>
-                    <w:rPr>
-                      <w:rFonts w:ascii="Nunito" w:hAnsi="Nunito"/>
-                      <w:sz w:val="16"/>
-                      <w:szCs w:val="16"/>
-                    </w:rPr>
-                    <w:t>}}</w:t>
+                    <w:t>{{denominacion_comercial}}</w:t>
                   </w:r>
                 </w:p>
               </w:tc>
@@ -3750,12 +3555,12 @@
             </w:tr>
             <w:tr>
               <w:trPr>
-                <w:trHeight w:val="518"/>
+                <w:trHeight w:val="504"/>
               </w:trPr>
               <w:tc>
                 <w:tcPr>
-                  <w:tcW w:w="0" w:type="auto"/>
-                  <w:gridSpan w:val="4"/>
+                  <w:tcW w:w="6484" w:type="dxa"/>
+                  <w:gridSpan w:val="5"/>
                   <w:tcBorders>
                     <w:top w:val="single" w:sz="4" w:space="0" w:color="000000"/>
                     <w:left w:val="double" w:sz="18" w:space="0" w:color="auto"/>
@@ -3806,29 +3611,7 @@
                       <w:sz w:val="16"/>
                       <w:szCs w:val="16"/>
                     </w:rPr>
-                    <w:t>{{</w:t>
-                  </w:r>
-                  <w:proofErr w:type="spellStart"/>
-                  <w:r>
-                    <w:rPr>
-                      <w:rFonts w:ascii="Nunito" w:hAnsi="Nunito"/>
-                      <w:i/>
-                      <w:iCs/>
-                      <w:sz w:val="16"/>
-                      <w:szCs w:val="16"/>
-                    </w:rPr>
-                    <w:t>nombre_cientifico</w:t>
-                  </w:r>
-                  <w:proofErr w:type="spellEnd"/>
-                  <w:r>
-                    <w:rPr>
-                      <w:rFonts w:ascii="Nunito" w:hAnsi="Nunito"/>
-                      <w:i/>
-                      <w:iCs/>
-                      <w:sz w:val="16"/>
-                      <w:szCs w:val="16"/>
-                    </w:rPr>
-                    <w:t>}}</w:t>
+                    <w:t>{{nombre_cientifico}}</w:t>
                   </w:r>
                 </w:p>
               </w:tc>
@@ -3857,12 +3640,12 @@
             </w:tr>
             <w:tr>
               <w:trPr>
-                <w:trHeight w:val="649"/>
+                <w:trHeight w:val="632"/>
               </w:trPr>
               <w:tc>
                 <w:tcPr>
-                  <w:tcW w:w="0" w:type="auto"/>
-                  <w:gridSpan w:val="2"/>
+                  <w:tcW w:w="3643" w:type="dxa"/>
+                  <w:gridSpan w:val="3"/>
                   <w:tcBorders>
                     <w:top w:val="single" w:sz="4" w:space="0" w:color="000000"/>
                     <w:left w:val="double" w:sz="18" w:space="0" w:color="auto"/>
@@ -3981,11 +3764,11 @@
             </w:tr>
             <w:tr>
               <w:trPr>
-                <w:trHeight w:val="915"/>
+                <w:trHeight w:val="890"/>
               </w:trPr>
               <w:tc>
                 <w:tcPr>
-                  <w:tcW w:w="0" w:type="auto"/>
+                  <w:tcW w:w="1959" w:type="dxa"/>
                   <w:tcBorders>
                     <w:top w:val="single" w:sz="4" w:space="0" w:color="444444"/>
                     <w:left w:val="double" w:sz="18" w:space="0" w:color="auto"/>
@@ -4030,31 +3813,14 @@
                       <w:sz w:val="16"/>
                       <w:szCs w:val="16"/>
                     </w:rPr>
-                    <w:t>{{</w:t>
-                  </w:r>
-                  <w:proofErr w:type="spellStart"/>
-                  <w:r>
-                    <w:rPr>
-                      <w:rFonts w:ascii="Nunito" w:hAnsi="Nunito"/>
-                      <w:sz w:val="16"/>
-                      <w:szCs w:val="16"/>
-                    </w:rPr>
-                    <w:t>forma_captura</w:t>
-                  </w:r>
-                  <w:proofErr w:type="spellEnd"/>
-                  <w:r>
-                    <w:rPr>
-                      <w:rFonts w:ascii="Nunito" w:hAnsi="Nunito"/>
-                      <w:sz w:val="16"/>
-                      <w:szCs w:val="16"/>
-                    </w:rPr>
-                    <w:t>}}</w:t>
+                    <w:t>{{forma_captura}}</w:t>
                   </w:r>
                 </w:p>
               </w:tc>
               <w:tc>
                 <w:tcPr>
                   <w:tcW w:w="0" w:type="auto"/>
+                  <w:gridSpan w:val="2"/>
                   <w:tcBorders>
                     <w:top w:val="single" w:sz="4" w:space="0" w:color="444444"/>
                     <w:left w:val="single" w:sz="4" w:space="0" w:color="444444"/>
@@ -4099,25 +3865,7 @@
                       <w:sz w:val="16"/>
                       <w:szCs w:val="16"/>
                     </w:rPr>
-                    <w:t>{{</w:t>
-                  </w:r>
-                  <w:proofErr w:type="spellStart"/>
-                  <w:r>
-                    <w:rPr>
-                      <w:rFonts w:ascii="Nunito" w:hAnsi="Nunito"/>
-                      <w:sz w:val="16"/>
-                      <w:szCs w:val="16"/>
-                    </w:rPr>
-                    <w:t>zona_captura</w:t>
-                  </w:r>
-                  <w:proofErr w:type="spellEnd"/>
-                  <w:r>
-                    <w:rPr>
-                      <w:rFonts w:ascii="Nunito" w:hAnsi="Nunito"/>
-                      <w:sz w:val="16"/>
-                      <w:szCs w:val="16"/>
-                    </w:rPr>
-                    <w:t>}}</w:t>
+                    <w:t>{{zona_captura}}</w:t>
                   </w:r>
                 </w:p>
               </w:tc>
@@ -4169,25 +3917,7 @@
                       <w:sz w:val="16"/>
                       <w:szCs w:val="16"/>
                     </w:rPr>
-                    <w:t>{{</w:t>
-                  </w:r>
-                  <w:proofErr w:type="spellStart"/>
-                  <w:r>
-                    <w:rPr>
-                      <w:rFonts w:ascii="Nunito" w:hAnsi="Nunito"/>
-                      <w:sz w:val="16"/>
-                      <w:szCs w:val="16"/>
-                    </w:rPr>
-                    <w:t>pais_origen</w:t>
-                  </w:r>
-                  <w:proofErr w:type="spellEnd"/>
-                  <w:r>
-                    <w:rPr>
-                      <w:rFonts w:ascii="Nunito" w:hAnsi="Nunito"/>
-                      <w:sz w:val="16"/>
-                      <w:szCs w:val="16"/>
-                    </w:rPr>
-                    <w:t>}}</w:t>
+                    <w:t>{{pais_origen}}</w:t>
                   </w:r>
                 </w:p>
               </w:tc>
@@ -4250,37 +3980,19 @@
                       <w:sz w:val="16"/>
                       <w:szCs w:val="16"/>
                     </w:rPr>
-                    <w:t>{{</w:t>
-                  </w:r>
-                  <w:proofErr w:type="spellStart"/>
-                  <w:r>
-                    <w:rPr>
-                      <w:rFonts w:ascii="Nunito" w:hAnsi="Nunito"/>
-                      <w:sz w:val="16"/>
-                      <w:szCs w:val="16"/>
-                    </w:rPr>
-                    <w:t>arte_pesca</w:t>
-                  </w:r>
-                  <w:proofErr w:type="spellEnd"/>
-                  <w:r>
-                    <w:rPr>
-                      <w:rFonts w:ascii="Nunito" w:hAnsi="Nunito"/>
-                      <w:sz w:val="16"/>
-                      <w:szCs w:val="16"/>
-                    </w:rPr>
-                    <w:t>}}</w:t>
+                    <w:t>{{arte_pesca}}</w:t>
                   </w:r>
                 </w:p>
               </w:tc>
             </w:tr>
             <w:tr>
               <w:trPr>
-                <w:trHeight w:val="649"/>
+                <w:trHeight w:val="632"/>
               </w:trPr>
               <w:tc>
                 <w:tcPr>
-                  <w:tcW w:w="0" w:type="auto"/>
-                  <w:gridSpan w:val="3"/>
+                  <w:tcW w:w="5112" w:type="dxa"/>
+                  <w:gridSpan w:val="4"/>
                   <w:tcBorders>
                     <w:top w:val="single" w:sz="4" w:space="0" w:color="444444"/>
                     <w:left w:val="double" w:sz="18" w:space="0" w:color="auto"/>
@@ -4293,13 +4005,17 @@
                     <w:spacing w:line="276" w:lineRule="auto"/>
                     <w:rPr>
                       <w:rFonts w:ascii="Nunito Black" w:hAnsi="Nunito Black"/>
-                      <w:sz w:val="16"/>
-                      <w:szCs w:val="16"/>
-                    </w:rPr>
-                  </w:pPr>
-                  <w:r>
-                    <w:rPr>
-                      <w:rFonts w:ascii="Nunito Black" w:hAnsi="Nunito Black"/>
+                      <w:b/>
+                      <w:bCs/>
+                      <w:sz w:val="16"/>
+                      <w:szCs w:val="16"/>
+                    </w:rPr>
+                  </w:pPr>
+                  <w:r>
+                    <w:rPr>
+                      <w:rFonts w:ascii="Nunito Black" w:hAnsi="Nunito Black"/>
+                      <w:b/>
+                      <w:bCs/>
                       <w:sz w:val="16"/>
                       <w:szCs w:val="16"/>
                     </w:rPr>
@@ -4318,6 +4034,8 @@
                   <w:r>
                     <w:rPr>
                       <w:rFonts w:ascii="Nunito Black" w:hAnsi="Nunito Black"/>
+                      <w:b/>
+                      <w:bCs/>
                       <w:sz w:val="16"/>
                       <w:szCs w:val="16"/>
                     </w:rPr>
@@ -4371,139 +4089,91 @@
                       <w:sz w:val="16"/>
                       <w:szCs w:val="16"/>
                     </w:rPr>
-                    <w:t>{{</w:t>
-                  </w:r>
-                  <w:proofErr w:type="spellStart"/>
-                  <w:r>
-                    <w:rPr>
-                      <w:rFonts w:ascii="Nunito" w:hAnsi="Nunito"/>
-                      <w:sz w:val="16"/>
-                      <w:szCs w:val="16"/>
-                    </w:rPr>
-                    <w:t>fecha_caducidad</w:t>
-                  </w:r>
-                  <w:proofErr w:type="spellEnd"/>
-                  <w:r>
-                    <w:rPr>
-                      <w:rFonts w:ascii="Nunito" w:hAnsi="Nunito"/>
-                      <w:sz w:val="16"/>
-                      <w:szCs w:val="16"/>
-                    </w:rPr>
-                    <w:t>}}</w:t>
+                    <w:t>{{fecha_caducidad}}</w:t>
                   </w:r>
                 </w:p>
               </w:tc>
             </w:tr>
             <w:tr>
               <w:trPr>
-                <w:trHeight w:val="853"/>
+                <w:trHeight w:val="830"/>
               </w:trPr>
               <w:tc>
                 <w:tcPr>
-                  <w:tcW w:w="0" w:type="auto"/>
-                  <w:gridSpan w:val="4"/>
+                  <w:tcW w:w="2717" w:type="dxa"/>
+                  <w:gridSpan w:val="2"/>
                   <w:tcBorders>
                     <w:top w:val="single" w:sz="4" w:space="0" w:color="444444"/>
                     <w:left w:val="double" w:sz="18" w:space="0" w:color="auto"/>
                     <w:bottom w:val="double" w:sz="18" w:space="0" w:color="auto"/>
+                    <w:right w:val="single" w:sz="4" w:space="0" w:color="444444"/>
+                  </w:tcBorders>
+                </w:tcPr>
+                <w:p>
+                  <w:pPr>
+                    <w:rPr>
+                      <w:rFonts w:ascii="Nunito Black" w:hAnsi="Nunito Black"/>
+                      <w:b/>
+                      <w:bCs/>
+                      <w:sz w:val="16"/>
+                      <w:szCs w:val="16"/>
+                    </w:rPr>
+                  </w:pPr>
+                  <w:r>
+                    <w:rPr>
+                      <w:rFonts w:ascii="Nunito Black" w:hAnsi="Nunito Black"/>
+                      <w:b/>
+                      <w:bCs/>
+                      <w:sz w:val="16"/>
+                      <w:szCs w:val="16"/>
+                    </w:rPr>
+                    <w:t>PESO NETO:</w:t>
+                  </w:r>
+                </w:p>
+                <w:p>
+                  <w:pPr>
+                    <w:rPr>
+                      <w:rFonts w:ascii="Nunito Black" w:hAnsi="Nunito Black"/>
+                      <w:b/>
+                      <w:bCs/>
+                      <w:sz w:val="16"/>
+                      <w:szCs w:val="16"/>
+                    </w:rPr>
+                  </w:pPr>
+                </w:p>
+                <w:p>
+                  <w:pPr>
+                    <w:rPr>
+                      <w:rFonts w:ascii="Nunito" w:hAnsi="Nunito"/>
+                      <w:b/>
+                      <w:bCs/>
+                      <w:sz w:val="16"/>
+                      <w:szCs w:val="16"/>
+                    </w:rPr>
+                  </w:pPr>
+                </w:p>
+              </w:tc>
+              <w:tc>
+                <w:tcPr>
+                  <w:tcW w:w="0" w:type="auto"/>
+                  <w:gridSpan w:val="3"/>
+                  <w:tcBorders>
+                    <w:top w:val="single" w:sz="4" w:space="0" w:color="444444"/>
+                    <w:left w:val="single" w:sz="4" w:space="0" w:color="444444"/>
+                    <w:bottom w:val="double" w:sz="18" w:space="0" w:color="auto"/>
                     <w:right w:val="single" w:sz="4" w:space="0" w:color="FFFFFF" w:themeColor="background1"/>
                   </w:tcBorders>
-                </w:tcPr>
-                <w:p>
-                  <w:pPr>
-                    <w:rPr>
-                      <w:rFonts w:ascii="Nunito Black" w:hAnsi="Nunito Black"/>
-                      <w:b/>
-                      <w:bCs/>
-                      <w:sz w:val="16"/>
-                      <w:szCs w:val="16"/>
-                    </w:rPr>
-                  </w:pPr>
-                </w:p>
-                <w:p>
-                  <w:pPr>
-                    <w:spacing w:line="276" w:lineRule="auto"/>
-                    <w:rPr>
-                      <w:rFonts w:ascii="Nunito Black" w:hAnsi="Nunito Black"/>
-                      <w:b/>
-                      <w:bCs/>
-                      <w:sz w:val="16"/>
-                      <w:szCs w:val="16"/>
-                    </w:rPr>
-                  </w:pPr>
-                  <w:r>
-                    <w:rPr>
-                      <w:rFonts w:ascii="Nunito Black" w:hAnsi="Nunito Black"/>
-                      <w:b/>
-                      <w:bCs/>
-                      <w:sz w:val="16"/>
-                      <w:szCs w:val="16"/>
-                    </w:rPr>
-                    <w:t>EXPEDIDOR:</w:t>
-                  </w:r>
-                </w:p>
-                <w:p>
-                  <w:pPr>
-                    <w:jc w:val="center"/>
-                    <w:rPr>
-                      <w:rFonts w:ascii="Nunito" w:hAnsi="Nunito"/>
-                      <w:b/>
-                      <w:bCs/>
-                      <w:sz w:val="16"/>
-                      <w:szCs w:val="16"/>
-                    </w:rPr>
-                  </w:pPr>
-                  <w:r>
-                    <w:rPr>
-                      <w:rFonts w:ascii="Nunito" w:hAnsi="Nunito"/>
-                      <w:b/>
-                      <w:bCs/>
-                      <w:sz w:val="16"/>
-                      <w:szCs w:val="16"/>
-                    </w:rPr>
-                    <w:t>PESCADOS Y MARISCOS SANTIAGO Y SANTIAGO, S.L. Calle Laguna del Marquesado nave 43C</w:t>
-                  </w:r>
-                </w:p>
-                <w:p>
-                  <w:pPr>
-                    <w:jc w:val="center"/>
-                    <w:rPr>
-                      <w:rFonts w:ascii="Nunito" w:hAnsi="Nunito"/>
-                      <w:b/>
-                      <w:bCs/>
-                      <w:sz w:val="16"/>
-                      <w:szCs w:val="16"/>
-                    </w:rPr>
-                  </w:pPr>
-                  <w:r>
-                    <w:rPr>
-                      <w:rFonts w:ascii="Nunito" w:hAnsi="Nunito"/>
-                      <w:b/>
-                      <w:bCs/>
-                      <w:sz w:val="16"/>
-                      <w:szCs w:val="16"/>
-                    </w:rPr>
-                    <w:t>28021 Madrid</w:t>
-                  </w:r>
-                </w:p>
-              </w:tc>
-              <w:tc>
-                <w:tcPr>
-                  <w:tcW w:w="0" w:type="auto"/>
-                  <w:tcBorders>
-                    <w:top w:val="single" w:sz="4" w:space="0" w:color="444444"/>
-                    <w:left w:val="single" w:sz="4" w:space="0" w:color="FFFFFF" w:themeColor="background1"/>
-                    <w:bottom w:val="double" w:sz="18" w:space="0" w:color="auto"/>
-                    <w:right w:val="double" w:sz="18" w:space="0" w:color="auto"/>
-                  </w:tcBorders>
-                </w:tcPr>
-                <w:p>
-                  <w:pPr>
-                    <w:jc w:val="center"/>
-                    <w:rPr>
-                      <w:rFonts w:ascii="Nunito Black" w:hAnsi="Nunito Black"/>
-                      <w:sz w:val="16"/>
-                      <w:szCs w:val="16"/>
+                  <w:vAlign w:val="center"/>
+                </w:tcPr>
+                <w:p>
+                  <w:pPr>
+                    <w:spacing w:line="276" w:lineRule="auto"/>
+                    <w:rPr>
+                      <w:rFonts w:ascii="Nunito Black" w:hAnsi="Nunito Black"/>
+                      <w:b/>
+                      <w:bCs/>
+                      <w:sz w:val="14"/>
+                      <w:szCs w:val="14"/>
                     </w:rPr>
                   </w:pPr>
                   <w:r>
@@ -4518,18 +4188,18 @@
                     <mc:AlternateContent>
                       <mc:Choice Requires="wps">
                         <w:drawing>
-                          <wp:anchor distT="0" distB="0" distL="114300" distR="114300" simplePos="0" relativeHeight="251673600" behindDoc="0" locked="0" layoutInCell="1" allowOverlap="1" wp14:anchorId="39615D85" wp14:editId="2B40466E">
+                          <wp:anchor distT="0" distB="0" distL="114300" distR="114300" simplePos="0" relativeHeight="251677696" behindDoc="0" locked="0" layoutInCell="1" allowOverlap="1" wp14:anchorId="5E5D9F72" wp14:editId="48BABB8B">
                             <wp:simplePos x="0" y="0"/>
                             <wp:positionH relativeFrom="column">
-                              <wp:posOffset>55880</wp:posOffset>
+                              <wp:posOffset>2016760</wp:posOffset>
                             </wp:positionH>
                             <wp:positionV relativeFrom="paragraph">
-                              <wp:posOffset>35560</wp:posOffset>
+                              <wp:posOffset>36195</wp:posOffset>
                             </wp:positionV>
-                            <wp:extent cx="1079500" cy="685800"/>
-                            <wp:effectExtent l="0" t="0" r="25400" b="19050"/>
+                            <wp:extent cx="982980" cy="487680"/>
+                            <wp:effectExtent l="0" t="0" r="26670" b="26670"/>
                             <wp:wrapNone/>
-                            <wp:docPr id="1026634443" name="Elipse 2"/>
+                            <wp:docPr id="137677725" name="Elipse 2"/>
                             <wp:cNvGraphicFramePr/>
                             <a:graphic xmlns:a="http://schemas.openxmlformats.org/drawingml/2006/main">
                               <a:graphicData uri="http://schemas.microsoft.com/office/word/2010/wordprocessingShape">
@@ -4538,7 +4208,7 @@
                                   <wps:spPr>
                                     <a:xfrm>
                                       <a:off x="0" y="0"/>
-                                      <a:ext cx="1079500" cy="685800"/>
+                                      <a:ext cx="982980" cy="487680"/>
                                     </a:xfrm>
                                     <a:prstGeom prst="ellipse">
                                       <a:avLst/>
@@ -4570,8 +4240,8 @@
                                             <w:rFonts w:ascii="Nunito" w:hAnsi="Nunito"/>
                                             <w:b/>
                                             <w:bCs/>
-                                            <w:sz w:val="12"/>
-                                            <w:szCs w:val="12"/>
+                                            <w:sz w:val="10"/>
+                                            <w:szCs w:val="10"/>
                                           </w:rPr>
                                         </w:pPr>
                                         <w:r>
@@ -4579,8 +4249,8 @@
                                             <w:rFonts w:ascii="Nunito" w:hAnsi="Nunito"/>
                                             <w:b/>
                                             <w:bCs/>
-                                            <w:sz w:val="12"/>
-                                            <w:szCs w:val="12"/>
+                                            <w:sz w:val="10"/>
+                                            <w:szCs w:val="10"/>
                                           </w:rPr>
                                           <w:t>ES</w:t>
                                         </w:r>
@@ -4594,8 +4264,8 @@
                                             <w:rFonts w:ascii="Nunito" w:hAnsi="Nunito"/>
                                             <w:b/>
                                             <w:bCs/>
-                                            <w:sz w:val="12"/>
-                                            <w:szCs w:val="12"/>
+                                            <w:sz w:val="10"/>
+                                            <w:szCs w:val="10"/>
                                           </w:rPr>
                                         </w:pPr>
                                         <w:r>
@@ -4603,8 +4273,8 @@
                                             <w:rFonts w:ascii="Nunito" w:hAnsi="Nunito"/>
                                             <w:b/>
                                             <w:bCs/>
-                                            <w:sz w:val="12"/>
-                                            <w:szCs w:val="12"/>
+                                            <w:sz w:val="10"/>
+                                            <w:szCs w:val="10"/>
                                           </w:rPr>
                                           <w:t>12.00114276/M</w:t>
                                         </w:r>
@@ -4627,10 +4297,10 @@
                                             <w:rFonts w:ascii="Nunito" w:hAnsi="Nunito"/>
                                             <w:b/>
                                             <w:bCs/>
-                                            <w:sz w:val="12"/>
-                                            <w:szCs w:val="12"/>
+                                            <w:sz w:val="10"/>
+                                            <w:szCs w:val="10"/>
                                           </w:rPr>
-                                          <w:t>CE</w:t>
+                                          <w:t>UE</w:t>
                                         </w:r>
                                       </w:p>
                                     </w:txbxContent>
@@ -4653,9 +4323,9 @@
                           </wp:anchor>
                         </w:drawing>
                       </mc:Choice>
-                      <mc:Fallback>
+                      <mc:Fallback xmlns:w16sdtfl="http://schemas.microsoft.com/office/word/2024/wordml/sdtformatlock" xmlns:w16du="http://schemas.microsoft.com/office/word/2023/wordml/word16du">
                         <w:pict>
-                          <v:oval w14:anchorId="39615D85" id="_x0000_s1029" style="position:absolute;left:0;text-align:left;margin-left:4.4pt;margin-top:2.8pt;width:85pt;height:54pt;z-index:251673600;visibility:visible;mso-wrap-style:square;mso-width-percent:0;mso-height-percent:0;mso-wrap-distance-left:9pt;mso-wrap-distance-top:0;mso-wrap-distance-right:9pt;mso-wrap-distance-bottom:0;mso-position-horizontal:absolute;mso-position-horizontal-relative:text;mso-position-vertical:absolute;mso-position-vertical-relative:text;mso-width-percent:0;mso-height-percent:0;mso-width-relative:margin;mso-height-relative:margin;v-text-anchor:middle" o:gfxdata="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" fillcolor="white [3201]" strokecolor="black [3200]" strokeweight="1pt">
+                          <v:oval w14:anchorId="5E5D9F72" id="_x0000_s1029" style="position:absolute;margin-left:158.8pt;margin-top:2.85pt;width:77.4pt;height:38.4pt;z-index:251677696;visibility:visible;mso-wrap-style:square;mso-width-percent:0;mso-height-percent:0;mso-wrap-distance-left:9pt;mso-wrap-distance-top:0;mso-wrap-distance-right:9pt;mso-wrap-distance-bottom:0;mso-position-horizontal:absolute;mso-position-horizontal-relative:text;mso-position-vertical:absolute;mso-position-vertical-relative:text;mso-width-percent:0;mso-height-percent:0;mso-width-relative:margin;mso-height-relative:margin;v-text-anchor:middle" o:gfxdata="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" fillcolor="white [3201]" strokecolor="black [3200]" strokeweight="1pt">
                             <v:stroke joinstyle="miter"/>
                             <v:textbox>
                               <w:txbxContent>
@@ -4668,8 +4338,8 @@
                                       <w:rFonts w:ascii="Nunito" w:hAnsi="Nunito"/>
                                       <w:b/>
                                       <w:bCs/>
-                                      <w:sz w:val="12"/>
-                                      <w:szCs w:val="12"/>
+                                      <w:sz w:val="10"/>
+                                      <w:szCs w:val="10"/>
                                     </w:rPr>
                                   </w:pPr>
                                   <w:r>
@@ -4677,8 +4347,8 @@
                                       <w:rFonts w:ascii="Nunito" w:hAnsi="Nunito"/>
                                       <w:b/>
                                       <w:bCs/>
-                                      <w:sz w:val="12"/>
-                                      <w:szCs w:val="12"/>
+                                      <w:sz w:val="10"/>
+                                      <w:szCs w:val="10"/>
                                     </w:rPr>
                                     <w:t>ES</w:t>
                                   </w:r>
@@ -4692,8 +4362,8 @@
                                       <w:rFonts w:ascii="Nunito" w:hAnsi="Nunito"/>
                                       <w:b/>
                                       <w:bCs/>
-                                      <w:sz w:val="12"/>
-                                      <w:szCs w:val="12"/>
+                                      <w:sz w:val="10"/>
+                                      <w:szCs w:val="10"/>
                                     </w:rPr>
                                   </w:pPr>
                                   <w:r>
@@ -4701,8 +4371,8 @@
                                       <w:rFonts w:ascii="Nunito" w:hAnsi="Nunito"/>
                                       <w:b/>
                                       <w:bCs/>
-                                      <w:sz w:val="12"/>
-                                      <w:szCs w:val="12"/>
+                                      <w:sz w:val="10"/>
+                                      <w:szCs w:val="10"/>
                                     </w:rPr>
                                     <w:t>12.00114276/M</w:t>
                                   </w:r>
@@ -4725,10 +4395,10 @@
                                       <w:rFonts w:ascii="Nunito" w:hAnsi="Nunito"/>
                                       <w:b/>
                                       <w:bCs/>
-                                      <w:sz w:val="12"/>
-                                      <w:szCs w:val="12"/>
+                                      <w:sz w:val="10"/>
+                                      <w:szCs w:val="10"/>
                                     </w:rPr>
-                                    <w:t>CE</w:t>
+                                    <w:t>UE</w:t>
                                   </w:r>
                                 </w:p>
                               </w:txbxContent>
@@ -4738,6 +4408,100 @@
                       </mc:Fallback>
                     </mc:AlternateContent>
                   </w:r>
+                  <w:r>
+                    <w:rPr>
+                      <w:rFonts w:ascii="Nunito Black" w:hAnsi="Nunito Black"/>
+                      <w:b/>
+                      <w:bCs/>
+                      <w:sz w:val="14"/>
+                      <w:szCs w:val="14"/>
+                    </w:rPr>
+                    <w:t>EXPEDIDOR:</w:t>
+                  </w:r>
+                </w:p>
+                <w:p>
+                  <w:pPr>
+                    <w:rPr>
+                      <w:rFonts w:ascii="Nunito" w:hAnsi="Nunito"/>
+                      <w:b/>
+                      <w:bCs/>
+                      <w:sz w:val="12"/>
+                      <w:szCs w:val="12"/>
+                    </w:rPr>
+                  </w:pPr>
+                  <w:r>
+                    <w:rPr>
+                      <w:rFonts w:ascii="Nunito" w:hAnsi="Nunito"/>
+                      <w:b/>
+                      <w:bCs/>
+                      <w:sz w:val="12"/>
+                      <w:szCs w:val="12"/>
+                    </w:rPr>
+                    <w:t xml:space="preserve">PESCADOS Y MARISCOS SANTIAGO Y SANTIAGO, S.L. </w:t>
+                  </w:r>
+                </w:p>
+                <w:p>
+                  <w:pPr>
+                    <w:rPr>
+                      <w:rFonts w:ascii="Nunito" w:hAnsi="Nunito"/>
+                      <w:b/>
+                      <w:bCs/>
+                      <w:sz w:val="12"/>
+                      <w:szCs w:val="12"/>
+                    </w:rPr>
+                  </w:pPr>
+                  <w:r>
+                    <w:rPr>
+                      <w:rFonts w:ascii="Nunito" w:hAnsi="Nunito"/>
+                      <w:b/>
+                      <w:bCs/>
+                      <w:sz w:val="12"/>
+                      <w:szCs w:val="12"/>
+                    </w:rPr>
+                    <w:t>Calle Laguna del Marquesado nave 43C</w:t>
+                  </w:r>
+                </w:p>
+                <w:p>
+                  <w:pPr>
+                    <w:rPr>
+                      <w:rFonts w:ascii="Nunito" w:hAnsi="Nunito"/>
+                      <w:b/>
+                      <w:bCs/>
+                      <w:sz w:val="16"/>
+                      <w:szCs w:val="16"/>
+                    </w:rPr>
+                  </w:pPr>
+                  <w:r>
+                    <w:rPr>
+                      <w:rFonts w:ascii="Nunito" w:hAnsi="Nunito"/>
+                      <w:b/>
+                      <w:bCs/>
+                      <w:sz w:val="12"/>
+                      <w:szCs w:val="12"/>
+                    </w:rPr>
+                    <w:t>28021 Madrid</w:t>
+                  </w:r>
+                </w:p>
+              </w:tc>
+              <w:tc>
+                <w:tcPr>
+                  <w:tcW w:w="0" w:type="auto"/>
+                  <w:tcBorders>
+                    <w:top w:val="single" w:sz="4" w:space="0" w:color="444444"/>
+                    <w:left w:val="single" w:sz="4" w:space="0" w:color="FFFFFF" w:themeColor="background1"/>
+                    <w:bottom w:val="double" w:sz="18" w:space="0" w:color="auto"/>
+                    <w:right w:val="double" w:sz="18" w:space="0" w:color="auto"/>
+                  </w:tcBorders>
+                </w:tcPr>
+                <w:p>
+                  <w:pPr>
+                    <w:jc w:val="center"/>
+                    <w:rPr>
+                      <w:rFonts w:ascii="Nunito Black" w:hAnsi="Nunito Black"/>
+                      <w:sz w:val="16"/>
+                      <w:szCs w:val="16"/>
+                    </w:rPr>
+                  </w:pPr>
                 </w:p>
               </w:tc>
             </w:tr>
@@ -4765,7 +4529,7 @@
     <w:sectPr>
       <w:type w:val="continuous"/>
       <w:pgSz w:w="16838" w:h="11906" w:orient="landscape"/>
-      <w:pgMar w:top="57" w:right="57" w:bottom="0" w:left="57" w:header="720" w:footer="720" w:gutter="0"/>
+      <w:pgMar w:top="568" w:right="57" w:bottom="0" w:left="57" w:header="720" w:footer="720" w:gutter="0"/>
       <w:paperSrc w:first="4" w:other="4"/>
       <w:cols w:space="720"/>
     </w:sectPr>
@@ -4774,7 +4538,7 @@
 </file>
 
 <file path=word/styles.xml><?xml version="1.0" encoding="utf-8"?>
-<w:styles xmlns:mc="http://schemas.openxmlformats.org/markup-compatibility/2006" xmlns:r="http://schemas.openxmlformats.org/officeDocument/2006/relationships" xmlns:w="http://schemas.openxmlformats.org/wordprocessingml/2006/main" xmlns:w14="http://schemas.microsoft.com/office/word/2010/wordml" xmlns:w15="http://schemas.microsoft.com/office/word/2012/wordml" xmlns:w16cex="http://schemas.microsoft.com/office/word/2018/wordml/cex" xmlns:w16cid="http://schemas.microsoft.com/office/word/2016/wordml/cid" xmlns:w16="http://schemas.microsoft.com/office/word/2018/wordml" xmlns:w16du="http://schemas.microsoft.com/office/word/2023/wordml/word16du" xmlns:w16sdtdh="http://schemas.microsoft.com/office/word/2020/wordml/sdtdatahash" xmlns:w16sdtfl="http://schemas.microsoft.com/office/word/2024/wordml/sdtformatlock" xmlns:w16se="http://schemas.microsoft.com/office/word/2015/wordml/symex" mc:Ignorable="w14 w15 w16se w16cid w16 w16cex w16sdtdh w16sdtfl w16du">
+<w:styles xmlns:mc="http://schemas.openxmlformats.org/markup-compatibility/2006" xmlns:r="http://schemas.openxmlformats.org/officeDocument/2006/relationships" xmlns:w="http://schemas.openxmlformats.org/wordprocessingml/2006/main" xmlns:w14="http://schemas.microsoft.com/office/word/2010/wordml" xmlns:w15="http://schemas.microsoft.com/office/word/2012/wordml" xmlns:w16cex="http://schemas.microsoft.com/office/word/2018/wordml/cex" xmlns:w16cid="http://schemas.microsoft.com/office/word/2016/wordml/cid" xmlns:w16="http://schemas.microsoft.com/office/word/2018/wordml" xmlns:w16sdtdh="http://schemas.microsoft.com/office/word/2020/wordml/sdtdatahash" xmlns:w16se="http://schemas.microsoft.com/office/word/2015/wordml/symex" mc:Ignorable="w14 w15 w16se w16cid w16 w16cex w16sdtdh">
   <w:docDefaults>
     <w:rPrDefault>
       <w:rPr>
